--- a/docs/卒論(参考資料)/アプリの仕様に対する疑問/アプリの仕様に対する疑問.docx
+++ b/docs/卒論(参考資料)/アプリの仕様に対する疑問/アプリの仕様に対する疑問.docx
@@ -24,19 +24,7 @@
         <w:rPr>
           <w:rFonts w:hint="eastAsia"/>
         </w:rPr>
-        <w:t xml:space="preserve">- </w:t>
-      </w:r>
-      <w:r>
-        <w:rPr>
-          <w:rFonts w:hint="eastAsia"/>
-        </w:rPr>
-        <w:t>「○○を服用する時間です」というアナウンスは</w:t>
-      </w:r>
-      <w:r>
-        <w:rPr>
-          <w:rFonts w:hint="eastAsia"/>
-        </w:rPr>
-        <w:t>定期的になるのか？</w:t>
+        <w:t>- 「○○を服用する時間です」というアナウンスは定期的になるのか？</w:t>
       </w:r>
       <w:r>
         <w:br/>
@@ -77,22 +65,29 @@
       </w:r>
     </w:p>
     <w:p>
-      <w:pPr>
+      <w:r>
         <w:rPr>
           <w:rFonts w:hint="eastAsia"/>
         </w:rPr>
-      </w:pPr>
+        <w:t>-</w:t>
+      </w:r>
       <w:r>
         <w:rPr>
           <w:rFonts w:hint="eastAsia"/>
         </w:rPr>
-        <w:t>- 役割「家族・介護者」で新たなメールアドレスでアカウントを登録した。「マイページ」の「テスト通知を送る」を押下すると、</w:t>
+        <w:t>「</w:t>
       </w:r>
       <w:r>
         <w:rPr>
           <w:rFonts w:hint="eastAsia"/>
         </w:rPr>
-        <w:t>添付した画像のような表示になる。別のメールアドレスのアカウントでログインした状態で「テスト通知を送る」を押下しても問題ない。何が原因でどう対処すればよいか？</w:t>
+        <w:t xml:space="preserve"> </w:t>
+      </w:r>
+      <w:r>
+        <w:rPr>
+          <w:rFonts w:hint="eastAsia"/>
+        </w:rPr>
+        <w:t>プッシュ通知を有効にする」を押下して自動でその権限を付与したり、その設定画面に遷移させることはできないか？</w:t>
       </w:r>
     </w:p>
     <w:sectPr>

--- a/docs/卒論(参考資料)/アプリの仕様に対する疑問/アプリの仕様に対する疑問.docx
+++ b/docs/卒論(参考資料)/アプリの仕様に対する疑問/アプリの仕様に対する疑問.docx
@@ -46,8 +46,32 @@
       <w:r>
         <w:rPr>
           <w:rFonts w:hint="eastAsia"/>
+          <w:color w:val="FF0000"/>
+          <w:u w:val="single"/>
         </w:rPr>
         <w:t>他の家族の服薬情報も確認できる上に、自身の薬服薬情報をほかの人に閲覧させることはできないのか？</w:t>
+      </w:r>
+      <w:r>
+        <w:rPr>
+          <w:rFonts w:hint="eastAsia"/>
+          <w:color w:val="FF0000"/>
+          <w:u w:val="single"/>
+        </w:rPr>
+        <w:t>（</w:t>
+      </w:r>
+      <w:r>
+        <w:rPr>
+          <w:rFonts w:hint="eastAsia"/>
+          <w:color w:val="FF0000"/>
+        </w:rPr>
+        <w:t>現在実施中</w:t>
+      </w:r>
+      <w:r>
+        <w:rPr>
+          <w:rFonts w:hint="eastAsia"/>
+          <w:color w:val="FF0000"/>
+        </w:rPr>
+        <w:t>）</w:t>
       </w:r>
     </w:p>
     <w:p>
@@ -90,6 +114,28 @@
         <w:t>プッシュ通知を有効にする」を押下して自動でその権限を付与したり、その設定画面に遷移させることはできないか？</w:t>
       </w:r>
     </w:p>
+    <w:p>
+      <w:r>
+        <w:rPr>
+          <w:rFonts w:hint="eastAsia"/>
+        </w:rPr>
+        <w:t>- 「お薬タブ」から服薬スケジュールを変更し「保存する」を押下しても時間が更新されない。</w:t>
+      </w:r>
+    </w:p>
+    <w:p>
+      <w:pPr>
+        <w:rPr>
+          <w:rFonts w:hint="eastAsia"/>
+        </w:rPr>
+      </w:pPr>
+      <w:r>
+        <w:rPr>
+          <w:rFonts w:hint="eastAsia"/>
+        </w:rPr>
+        <w:t>- お薬の単位を「プルダウン」で選択できるようにしたい。</w:t>
+      </w:r>
+    </w:p>
+    <w:p/>
     <w:sectPr>
       <w:pgSz w:w="11906" w:h="16838"/>
       <w:pgMar w:top="1985" w:right="1701" w:bottom="1701" w:left="1701" w:header="851" w:footer="992" w:gutter="0"/>

--- a/docs/卒論(参考資料)/アプリの仕様に対する疑問/アプリの仕様に対する疑問.docx
+++ b/docs/卒論(参考資料)/アプリの仕様に対する疑問/アプリの仕様に対する疑問.docx
@@ -123,6 +123,14 @@
       </w:r>
     </w:p>
     <w:p>
+      <w:r>
+        <w:rPr>
+          <w:rFonts w:hint="eastAsia"/>
+        </w:rPr>
+        <w:t>- お薬の単位を「プルダウン」で選択できるようにしたい。</w:t>
+      </w:r>
+    </w:p>
+    <w:p>
       <w:pPr>
         <w:rPr>
           <w:rFonts w:hint="eastAsia"/>
@@ -132,7 +140,14 @@
         <w:rPr>
           <w:rFonts w:hint="eastAsia"/>
         </w:rPr>
-        <w:t>- お薬の単位を「プルダウン」で選択できるようにしたい。</w:t>
+        <w:lastRenderedPageBreak/>
+        <w:t xml:space="preserve">- </w:t>
+      </w:r>
+      <w:r>
+        <w:rPr>
+          <w:rFonts w:hint="eastAsia"/>
+        </w:rPr>
+        <w:t>お薬タブと記録タブには自信が登録したお薬情報しか閲覧できないと思うのだが、自身のお薬情報なのか、見守っている人のお薬情報なのかすぐにわかるような画面デザインにしたい。</w:t>
       </w:r>
     </w:p>
     <w:p/>

--- a/docs/卒論(参考資料)/アプリの仕様に対する疑問/アプリの仕様に対する疑問.docx
+++ b/docs/卒論(参考資料)/アプリの仕様に対する疑問/アプリの仕様に対する疑問.docx
@@ -41,37 +41,13 @@
         <w:rPr>
           <w:rFonts w:hint="eastAsia"/>
         </w:rPr>
-        <w:t xml:space="preserve">- </w:t>
-      </w:r>
-      <w:r>
-        <w:rPr>
-          <w:rFonts w:hint="eastAsia"/>
-          <w:color w:val="FF0000"/>
-          <w:u w:val="single"/>
-        </w:rPr>
-        <w:t>他の家族の服薬情報も確認できる上に、自身の薬服薬情報をほかの人に閲覧させることはできないのか？</w:t>
-      </w:r>
-      <w:r>
-        <w:rPr>
-          <w:rFonts w:hint="eastAsia"/>
-          <w:color w:val="FF0000"/>
-          <w:u w:val="single"/>
-        </w:rPr>
-        <w:t>（</w:t>
-      </w:r>
-      <w:r>
-        <w:rPr>
-          <w:rFonts w:hint="eastAsia"/>
-          <w:color w:val="FF0000"/>
-        </w:rPr>
-        <w:t>現在実施中</w:t>
-      </w:r>
-      <w:r>
-        <w:rPr>
-          <w:rFonts w:hint="eastAsia"/>
-          <w:color w:val="FF0000"/>
-        </w:rPr>
-        <w:t>）</w:t>
+        <w:t>- 下部の「お薬」タブで入力した情報は即時に、下部の「記録」タブに記載されないのか？</w:t>
+      </w:r>
+      <w:r>
+        <w:rPr>
+          <w:rFonts w:hint="eastAsia"/>
+        </w:rPr>
+        <w:t>少しタイムラグがある気がする。</w:t>
       </w:r>
     </w:p>
     <w:p>
@@ -79,13 +55,25 @@
         <w:rPr>
           <w:rFonts w:hint="eastAsia"/>
         </w:rPr>
-        <w:t>- 下部の「お薬」タブで入力した情報は即時に、下部の「記録」タブに記載されないのか？</w:t>
-      </w:r>
-      <w:r>
-        <w:rPr>
-          <w:rFonts w:hint="eastAsia"/>
-        </w:rPr>
-        <w:t>少しタイムラグがある気がする。</w:t>
+        <w:t>-</w:t>
+      </w:r>
+      <w:r>
+        <w:rPr>
+          <w:rFonts w:hint="eastAsia"/>
+        </w:rPr>
+        <w:t>「</w:t>
+      </w:r>
+      <w:r>
+        <w:rPr>
+          <w:rFonts w:hint="eastAsia"/>
+        </w:rPr>
+        <w:t xml:space="preserve"> </w:t>
+      </w:r>
+      <w:r>
+        <w:rPr>
+          <w:rFonts w:hint="eastAsia"/>
+        </w:rPr>
+        <w:t>プッシュ通知を有効にする」を押下して自動でその権限を付与したり、その設定画面に遷移させることはできないか？</w:t>
       </w:r>
     </w:p>
     <w:p>
@@ -93,25 +81,7 @@
         <w:rPr>
           <w:rFonts w:hint="eastAsia"/>
         </w:rPr>
-        <w:t>-</w:t>
-      </w:r>
-      <w:r>
-        <w:rPr>
-          <w:rFonts w:hint="eastAsia"/>
-        </w:rPr>
-        <w:t>「</w:t>
-      </w:r>
-      <w:r>
-        <w:rPr>
-          <w:rFonts w:hint="eastAsia"/>
-        </w:rPr>
-        <w:t xml:space="preserve"> </w:t>
-      </w:r>
-      <w:r>
-        <w:rPr>
-          <w:rFonts w:hint="eastAsia"/>
-        </w:rPr>
-        <w:t>プッシュ通知を有効にする」を押下して自動でその権限を付与したり、その設定画面に遷移させることはできないか？</w:t>
+        <w:t>- 「お薬タブ」から服薬スケジュールを変更し「保存する」を押下しても時間が更新されない。</w:t>
       </w:r>
     </w:p>
     <w:p>
@@ -119,7 +89,7 @@
         <w:rPr>
           <w:rFonts w:hint="eastAsia"/>
         </w:rPr>
-        <w:t>- 「お薬タブ」から服薬スケジュールを変更し「保存する」を押下しても時間が更新されない。</w:t>
+        <w:t>- お薬の単位を「プルダウン」で選択できるようにしたい。</w:t>
       </w:r>
     </w:p>
     <w:p>
@@ -127,7 +97,13 @@
         <w:rPr>
           <w:rFonts w:hint="eastAsia"/>
         </w:rPr>
-        <w:t>- お薬の単位を「プルダウン」で選択できるようにしたい。</w:t>
+        <w:t xml:space="preserve">- </w:t>
+      </w:r>
+      <w:r>
+        <w:rPr>
+          <w:rFonts w:hint="eastAsia"/>
+        </w:rPr>
+        <w:t>お薬タブと記録タブには自信が登録したお薬情報しか閲覧できないと思うのだが、自身のお薬情報なのか、見守っている人のお薬情報なのかすぐにわかるような画面デザインにしたい。</w:t>
       </w:r>
     </w:p>
     <w:p>
@@ -141,16 +117,51 @@
           <w:rFonts w:hint="eastAsia"/>
         </w:rPr>
         <w:lastRenderedPageBreak/>
-        <w:t xml:space="preserve">- </w:t>
-      </w:r>
-      <w:r>
-        <w:rPr>
-          <w:rFonts w:hint="eastAsia"/>
-        </w:rPr>
-        <w:t>お薬タブと記録タブには自信が登録したお薬情報しか閲覧できないと思うのだが、自身のお薬情報なのか、見守っている人のお薬情報なのかすぐにわかるような画面デザインにしたい。</w:t>
+        <w:t>- 「ホームタブ」で登録されている薬の指定時刻前に「飲んだ」ボタンを押下すると「記録タブ」にその情報が追加されるのだが、「飲んだ」ボタンを押下したその指定時刻に対しての薬情報は「未記録」のままである。</w:t>
+      </w:r>
+      <w:r>
+        <w:br/>
+      </w:r>
+      <w:r>
+        <w:rPr>
+          <w:rFonts w:hint="eastAsia"/>
+        </w:rPr>
+        <w:t>「ホームタブ」で「飲んだボタン」を押下した対象の薬に対しては、指定時刻に到達していなくても、「服薬済み」として「ホームタブ」「記録タブ」ともに情報を更新してほしい。(別の薬を飲んだという風に勘違いしてしまうので、薬の情報は勝手に追加しないで)</w:t>
+      </w:r>
+      <w:r>
+        <w:br/>
+      </w:r>
+      <w:r>
+        <w:rPr>
+          <w:rFonts w:hint="eastAsia"/>
+        </w:rPr>
+        <w:t>- 「ホームボタン」で対象の薬に対して「飲んだボタン」を押下すると「カメラを起動する」「飲みました（記録する）」『映像なしで「飲んだ」を記録する』の選択肢があると思うが、</w:t>
+      </w:r>
+      <w:r>
+        <w:rPr>
+          <w:rFonts w:hint="eastAsia"/>
+        </w:rPr>
+        <w:t>「飲みました（記録する）」</w:t>
+      </w:r>
+      <w:r>
+        <w:rPr>
+          <w:rFonts w:hint="eastAsia"/>
+        </w:rPr>
+        <w:t>と</w:t>
+      </w:r>
+      <w:r>
+        <w:rPr>
+          <w:rFonts w:hint="eastAsia"/>
+        </w:rPr>
+        <w:t>『映像なしで「飲んだ」を記録する』</w:t>
+      </w:r>
+      <w:r>
+        <w:rPr>
+          <w:rFonts w:hint="eastAsia"/>
+        </w:rPr>
+        <w:t>はどちらも映像の残さずに記録するもので何も変わらないのではないか？もしそうであるなら『映像なしで「飲んだ」を記録』というボタンに統一してほしい。</w:t>
       </w:r>
     </w:p>
-    <w:p/>
     <w:sectPr>
       <w:pgSz w:w="11906" w:h="16838"/>
       <w:pgMar w:top="1985" w:right="1701" w:bottom="1701" w:left="1701" w:header="851" w:footer="992" w:gutter="0"/>

--- a/docs/卒論(参考資料)/アプリの仕様に対する疑問/アプリの仕様に対する疑問.docx
+++ b/docs/卒論(参考資料)/アプリの仕様に対する疑問/アプリの仕様に対する疑問.docx
@@ -107,11 +107,6 @@
       </w:r>
     </w:p>
     <w:p>
-      <w:pPr>
-        <w:rPr>
-          <w:rFonts w:hint="eastAsia"/>
-        </w:rPr>
-      </w:pPr>
       <w:r>
         <w:rPr>
           <w:rFonts w:hint="eastAsia"/>
@@ -135,31 +130,19 @@
         <w:rPr>
           <w:rFonts w:hint="eastAsia"/>
         </w:rPr>
-        <w:t>- 「ホームボタン」で対象の薬に対して「飲んだボタン」を押下すると「カメラを起動する」「飲みました（記録する）」『映像なしで「飲んだ」を記録する』の選択肢があると思うが、</w:t>
-      </w:r>
-      <w:r>
-        <w:rPr>
-          <w:rFonts w:hint="eastAsia"/>
-        </w:rPr>
-        <w:t>「飲みました（記録する）」</w:t>
-      </w:r>
-      <w:r>
-        <w:rPr>
-          <w:rFonts w:hint="eastAsia"/>
-        </w:rPr>
-        <w:t>と</w:t>
-      </w:r>
-      <w:r>
-        <w:rPr>
-          <w:rFonts w:hint="eastAsia"/>
-        </w:rPr>
-        <w:t>『映像なしで「飲んだ」を記録する』</w:t>
-      </w:r>
-      <w:r>
-        <w:rPr>
-          <w:rFonts w:hint="eastAsia"/>
-        </w:rPr>
-        <w:t>はどちらも映像の残さずに記録するもので何も変わらないのではないか？もしそうであるなら『映像なしで「飲んだ」を記録』というボタンに統一してほしい。</w:t>
+        <w:t>- 「ホームボタン」で対象の薬に対して「飲んだボタン」を押下すると「カメラを起動する」「飲みました（記録する）」『映像なしで「飲んだ」を記録する』の選択肢があると思うが、「飲みました（記録する）」と『映像なしで「飲んだ」を記録する』はどちらも映像の</w:t>
+      </w:r>
+      <w:r>
+        <w:rPr>
+          <w:rFonts w:hint="eastAsia"/>
+        </w:rPr>
+        <w:t>を</w:t>
+      </w:r>
+      <w:r>
+        <w:rPr>
+          <w:rFonts w:hint="eastAsia"/>
+        </w:rPr>
+        <w:t>残さずに記録するもので何も変わらないのではないか？もしそうであるなら『映像なしで「飲んだ」を記録』というボタンに統一してほしい。</w:t>
       </w:r>
     </w:p>
     <w:sectPr>

--- a/docs/卒論(参考資料)/アプリの仕様に対する疑問/アプリの仕様に対する疑問.docx
+++ b/docs/卒論(参考資料)/アプリの仕様に対する疑問/アプリの仕様に対する疑問.docx
@@ -107,6 +107,11 @@
       </w:r>
     </w:p>
     <w:p>
+      <w:pPr>
+        <w:rPr>
+          <w:color w:val="FF0000"/>
+        </w:rPr>
+      </w:pPr>
       <w:r>
         <w:rPr>
           <w:rFonts w:hint="eastAsia"/>
@@ -129,20 +134,42 @@
       <w:r>
         <w:rPr>
           <w:rFonts w:hint="eastAsia"/>
-        </w:rPr>
-        <w:t>- 「ホームボタン」で対象の薬に対して「飲んだボタン」を押下すると「カメラを起動する」「飲みました（記録する）」『映像なしで「飲んだ」を記録する』の選択肢があると思うが、「飲みました（記録する）」と『映像なしで「飲んだ」を記録する』はどちらも映像の</w:t>
-      </w:r>
-      <w:r>
-        <w:rPr>
-          <w:rFonts w:hint="eastAsia"/>
+          <w:color w:val="FF0000"/>
+        </w:rPr>
+        <w:t>- 「ホームボタン」で対象の薬に対して「飲んだボタン」を押下すると「カメラを起動する」「飲みました（記録する）」『映像なしで「飲んだ」を記録する』の選択肢があると思うが、「飲みました（記録する）」と『映像なしで「飲んだ」を記録する』はどちらも映像</w:t>
+      </w:r>
+      <w:r>
+        <w:rPr>
+          <w:rFonts w:hint="eastAsia"/>
+          <w:color w:val="FF0000"/>
         </w:rPr>
         <w:t>を</w:t>
       </w:r>
       <w:r>
         <w:rPr>
           <w:rFonts w:hint="eastAsia"/>
+          <w:color w:val="FF0000"/>
         </w:rPr>
         <w:t>残さずに記録するもので何も変わらないのではないか？もしそうであるなら『映像なしで「飲んだ」を記録』というボタンに統一してほしい。</w:t>
+      </w:r>
+    </w:p>
+    <w:p>
+      <w:pPr>
+        <w:rPr>
+          <w:rFonts w:hint="eastAsia"/>
+        </w:rPr>
+      </w:pPr>
+      <w:r>
+        <w:rPr>
+          <w:rFonts w:hint="eastAsia"/>
+        </w:rPr>
+        <w:t xml:space="preserve">- </w:t>
+      </w:r>
+      <w:r>
+        <w:rPr>
+          <w:rFonts w:hint="eastAsia"/>
+        </w:rPr>
+        <w:t>「記録タブ」に表示される順番を記録した時間の昇順にしてほしい。</w:t>
       </w:r>
     </w:p>
     <w:sectPr>

--- a/docs/卒論(参考資料)/アプリの仕様に対する疑問/アプリの仕様に対する疑問.docx
+++ b/docs/卒論(参考資料)/アプリの仕様に対する疑問/アプリの仕様に対する疑問.docx
@@ -131,45 +131,47 @@
       <w:r>
         <w:br/>
       </w:r>
-      <w:r>
-        <w:rPr>
-          <w:rFonts w:hint="eastAsia"/>
-          <w:color w:val="FF0000"/>
-        </w:rPr>
-        <w:t>- 「ホームボタン」で対象の薬に対して「飲んだボタン」を押下すると「カメラを起動する」「飲みました（記録する）」『映像なしで「飲んだ」を記録する』の選択肢があると思うが、「飲みました（記録する）」と『映像なしで「飲んだ」を記録する』はどちらも映像</w:t>
-      </w:r>
-      <w:r>
-        <w:rPr>
-          <w:rFonts w:hint="eastAsia"/>
-          <w:color w:val="FF0000"/>
-        </w:rPr>
-        <w:t>を</w:t>
-      </w:r>
-      <w:r>
-        <w:rPr>
-          <w:rFonts w:hint="eastAsia"/>
-          <w:color w:val="FF0000"/>
-        </w:rPr>
-        <w:t>残さずに記録するもので何も変わらないのではないか？もしそうであるなら『映像なしで「飲んだ」を記録』というボタンに統一してほしい。</w:t>
-      </w:r>
     </w:p>
     <w:p>
       <w:pPr>
         <w:rPr>
-          <w:rFonts w:hint="eastAsia"/>
+          <w:color w:val="FF0000"/>
         </w:rPr>
       </w:pPr>
       <w:r>
         <w:rPr>
           <w:rFonts w:hint="eastAsia"/>
+          <w:color w:val="FF0000"/>
         </w:rPr>
         <w:t xml:space="preserve">- </w:t>
       </w:r>
       <w:r>
         <w:rPr>
           <w:rFonts w:hint="eastAsia"/>
+          <w:color w:val="FF0000"/>
         </w:rPr>
         <w:t>「記録タブ」に表示される順番を記録した時間の昇順にしてほしい。</w:t>
+      </w:r>
+    </w:p>
+    <w:p>
+      <w:pPr>
+        <w:rPr>
+          <w:rFonts w:hint="eastAsia"/>
+          <w:color w:val="FF0000"/>
+        </w:rPr>
+      </w:pPr>
+      <w:r>
+        <w:rPr>
+          <w:rFonts w:hint="eastAsia"/>
+          <w:color w:val="FF0000"/>
+        </w:rPr>
+        <w:t>- 「</w:t>
+      </w:r>
+      <w:r>
+        <w:rPr>
+          <w:color w:val="FF0000"/>
+        </w:rPr>
+        <w:t>記録タブ」に表示される記録された日付時刻を「スキップ」に対しても表示してほしい。</w:t>
       </w:r>
     </w:p>
     <w:sectPr>
@@ -836,7 +838,6 @@
   <w:style w:type="character" w:default="1" w:styleId="a0">
     <w:name w:val="Default Paragraph Font"/>
     <w:uiPriority w:val="1"/>
-    <w:semiHidden/>
     <w:unhideWhenUsed/>
   </w:style>
   <w:style w:type="table" w:default="1" w:styleId="a1">

--- a/docs/卒論(参考資料)/アプリの仕様に対する疑問/アプリの仕様に対する疑問.docx
+++ b/docs/卒論(参考資料)/アプリの仕様に対する疑問/アプリの仕様に対する疑問.docx
@@ -109,69 +109,66 @@
     <w:p>
       <w:pPr>
         <w:rPr>
+          <w:rFonts w:hint="eastAsia"/>
           <w:color w:val="FF0000"/>
         </w:rPr>
       </w:pPr>
       <w:r>
         <w:rPr>
           <w:rFonts w:hint="eastAsia"/>
+          <w:color w:val="FF0000"/>
         </w:rPr>
         <w:lastRenderedPageBreak/>
         <w:t>- 「ホームタブ」で登録されている薬の指定時刻前に「飲んだ」ボタンを押下すると「記録タブ」にその情報が追加されるのだが、「飲んだ」ボタンを押下したその指定時刻に対しての薬情報は「未記録」のままである。</w:t>
       </w:r>
       <w:r>
+        <w:rPr>
+          <w:color w:val="FF0000"/>
+        </w:rPr>
         <w:br/>
       </w:r>
       <w:r>
         <w:rPr>
           <w:rFonts w:hint="eastAsia"/>
+          <w:color w:val="FF0000"/>
         </w:rPr>
         <w:t>「ホームタブ」で「飲んだボタン」を押下した対象の薬に対しては、指定時刻に到達していなくても、「服薬済み」として「ホームタブ」「記録タブ」ともに情報を更新してほしい。(別の薬を飲んだという風に勘違いしてしまうので、薬の情報は勝手に追加しないで)</w:t>
       </w:r>
       <w:r>
+        <w:rPr>
+          <w:color w:val="FF0000"/>
+        </w:rPr>
         <w:br/>
       </w:r>
-    </w:p>
-    <w:p>
-      <w:pPr>
-        <w:rPr>
-          <w:color w:val="FF0000"/>
-        </w:rPr>
-      </w:pPr>
-      <w:r>
-        <w:rPr>
-          <w:rFonts w:hint="eastAsia"/>
-          <w:color w:val="FF0000"/>
-        </w:rPr>
-        <w:t xml:space="preserve">- </w:t>
-      </w:r>
-      <w:r>
-        <w:rPr>
-          <w:rFonts w:hint="eastAsia"/>
-          <w:color w:val="FF0000"/>
-        </w:rPr>
-        <w:t>「記録タブ」に表示される順番を記録した時間の昇順にしてほしい。</w:t>
-      </w:r>
-    </w:p>
-    <w:p>
-      <w:pPr>
-        <w:rPr>
-          <w:rFonts w:hint="eastAsia"/>
-          <w:color w:val="FF0000"/>
-        </w:rPr>
-      </w:pPr>
-      <w:r>
-        <w:rPr>
-          <w:rFonts w:hint="eastAsia"/>
-          <w:color w:val="FF0000"/>
-        </w:rPr>
-        <w:t>- 「</w:t>
-      </w:r>
-      <w:r>
-        <w:rPr>
-          <w:color w:val="FF0000"/>
-        </w:rPr>
-        <w:t>記録タブ」に表示される記録された日付時刻を「スキップ」に対しても表示してほしい。</w:t>
+      <w:r>
+        <w:br/>
+      </w:r>
+      <w:r>
+        <w:rPr>
+          <w:rFonts w:hint="eastAsia"/>
+        </w:rPr>
+        <w:t>-</w:t>
+      </w:r>
+      <w:r>
+        <w:rPr>
+          <w:rFonts w:hint="eastAsia"/>
+        </w:rPr>
+        <w:t>「記録タブ」に表示される情報を記録された日付、時刻の降順に並べてほしい（「未記録の情報」も服薬済みやスキップに含めて降順に並べて）</w:t>
+      </w:r>
+      <w:r>
+        <w:br/>
+      </w:r>
+      <w:r>
+        <w:rPr>
+          <w:rFonts w:hint="eastAsia"/>
+        </w:rPr>
+        <w:t>- 上記の命令</w:t>
+      </w:r>
+      <w:r>
+        <w:rPr>
+          <w:rFonts w:hint="eastAsia"/>
+        </w:rPr>
+        <w:t>でデメリットがあればそれを提示して、私がそれに承認したら実装して。</w:t>
       </w:r>
     </w:p>
     <w:sectPr>

--- a/docs/卒論(参考資料)/アプリの仕様に対する疑問/アプリの仕様に対する疑問.docx
+++ b/docs/卒論(参考資料)/アプリの仕様に対する疑問/アプリの仕様に対する疑問.docx
@@ -115,16 +115,25 @@
       </w:pPr>
       <w:r>
         <w:rPr>
-          <w:rFonts w:hint="eastAsia"/>
           <w:color w:val="FF0000"/>
         </w:rPr>
         <w:lastRenderedPageBreak/>
-        <w:t>- 「ホームタブ」で登録されている薬の指定時刻前に「飲んだ」ボタンを押下すると「記録タブ」にその情報が追加されるのだが、「飲んだ」ボタンを押下したその指定時刻に対しての薬情報は「未記録」のままである。</w:t>
-      </w:r>
-      <w:r>
-        <w:rPr>
+        <w:br/>
+      </w:r>
+      <w:r>
+        <w:br/>
+      </w:r>
+      <w:r>
+        <w:rPr>
+          <w:rFonts w:hint="eastAsia"/>
           <w:color w:val="FF0000"/>
         </w:rPr>
+        <w:t>-「記録タブ」に表示される情報を記録された日付、時刻の降順に並べてほしい（「未記録の情報」も服薬済みやスキップに含めて降順に並べて）</w:t>
+      </w:r>
+      <w:r>
+        <w:rPr>
+          <w:color w:val="FF0000"/>
+        </w:rPr>
         <w:br/>
       </w:r>
       <w:r>
@@ -132,44 +141,22 @@
           <w:rFonts w:hint="eastAsia"/>
           <w:color w:val="FF0000"/>
         </w:rPr>
-        <w:t>「ホームタブ」で「飲んだボタン」を押下した対象の薬に対しては、指定時刻に到達していなくても、「服薬済み」として「ホームタブ」「記録タブ」ともに情報を更新してほしい。(別の薬を飲んだという風に勘違いしてしまうので、薬の情報は勝手に追加しないで)</w:t>
-      </w:r>
-      <w:r>
-        <w:rPr>
+        <w:t>- 上記の命令</w:t>
+      </w:r>
+      <w:r>
+        <w:rPr>
+          <w:rFonts w:hint="eastAsia"/>
           <w:color w:val="FF0000"/>
         </w:rPr>
-        <w:br/>
-      </w:r>
-      <w:r>
-        <w:br/>
-      </w:r>
-      <w:r>
-        <w:rPr>
-          <w:rFonts w:hint="eastAsia"/>
-        </w:rPr>
-        <w:t>-</w:t>
-      </w:r>
-      <w:r>
-        <w:rPr>
-          <w:rFonts w:hint="eastAsia"/>
-        </w:rPr>
-        <w:t>「記録タブ」に表示される情報を記録された日付、時刻の降順に並べてほしい（「未記録の情報」も服薬済みやスキップに含めて降順に並べて）</w:t>
-      </w:r>
-      <w:r>
-        <w:br/>
-      </w:r>
-      <w:r>
-        <w:rPr>
-          <w:rFonts w:hint="eastAsia"/>
-        </w:rPr>
-        <w:t>- 上記の命令</w:t>
-      </w:r>
-      <w:r>
-        <w:rPr>
-          <w:rFonts w:hint="eastAsia"/>
-        </w:rPr>
         <w:t>でデメリットがあればそれを提示して、私がそれに承認したら実装して。</w:t>
       </w:r>
+    </w:p>
+    <w:p>
+      <w:pPr>
+        <w:rPr>
+          <w:color w:val="FF0000"/>
+        </w:rPr>
+      </w:pPr>
     </w:p>
     <w:sectPr>
       <w:pgSz w:w="11906" w:h="16838"/>

--- a/docs/卒論(参考資料)/アプリの仕様に対する疑問/アプリの仕様に対する疑問.docx
+++ b/docs/卒論(参考資料)/アプリの仕様に対する疑問/アプリの仕様に対する疑問.docx
@@ -3,157 +3,432 @@
 <w:document xmlns:wpc="http://schemas.microsoft.com/office/word/2010/wordprocessingCanvas" xmlns:cx="http://schemas.microsoft.com/office/drawing/2014/chartex" xmlns:cx1="http://schemas.microsoft.com/office/drawing/2015/9/8/chartex" xmlns:cx2="http://schemas.microsoft.com/office/drawing/2015/10/21/chartex" xmlns:cx3="http://schemas.microsoft.com/office/drawing/2016/5/9/chartex" xmlns:cx4="http://schemas.microsoft.com/office/drawing/2016/5/10/chartex" xmlns:cx5="http://schemas.microsoft.com/office/drawing/2016/5/11/chartex" xmlns:cx6="http://schemas.microsoft.com/office/drawing/2016/5/12/chartex" xmlns:cx7="http://schemas.microsoft.com/office/drawing/2016/5/13/chartex" xmlns:cx8="http://schemas.microsoft.com/office/drawing/2016/5/14/chartex" xmlns:mc="http://schemas.openxmlformats.org/markup-compatibility/2006" xmlns:aink="http://schemas.microsoft.com/office/drawing/2016/ink" xmlns:am3d="http://schemas.microsoft.com/office/drawing/2017/model3d" xmlns:o="urn:schemas-microsoft-com:office:office" xmlns:oel="http://schemas.microsoft.com/office/2019/extlst" xmlns:r="http://schemas.openxmlformats.org/officeDocument/2006/relationships" xmlns:m="http://schemas.openxmlformats.org/officeDocument/2006/math" xmlns:v="urn:schemas-microsoft-com:vml" xmlns:wp14="http://schemas.microsoft.com/office/word/2010/wordprocessingDrawing" xmlns:wp="http://schemas.openxmlformats.org/drawingml/2006/wordprocessingDrawing" xmlns:w10="urn:schemas-microsoft-com:office:word" xmlns:w="http://schemas.openxmlformats.org/wordprocessingml/2006/main" xmlns:w14="http://schemas.microsoft.com/office/word/2010/wordml" xmlns:w15="http://schemas.microsoft.com/office/word/2012/wordml" xmlns:w16cex="http://schemas.microsoft.com/office/word/2018/wordml/cex" xmlns:w16cid="http://schemas.microsoft.com/office/word/2016/wordml/cid" xmlns:w16="http://schemas.microsoft.com/office/word/2018/wordml" xmlns:w16sdtdh="http://schemas.microsoft.com/office/word/2020/wordml/sdtdatahash" xmlns:w16se="http://schemas.microsoft.com/office/word/2015/wordml/symex" xmlns:wpg="http://schemas.microsoft.com/office/word/2010/wordprocessingGroup" xmlns:wpi="http://schemas.microsoft.com/office/word/2010/wordprocessingInk" xmlns:wne="http://schemas.microsoft.com/office/word/2006/wordml" xmlns:wps="http://schemas.microsoft.com/office/word/2010/wordprocessingShape" mc:Ignorable="w14 w15 w16se w16cid w16 w16cex w16sdtdh wp14">
   <w:body>
     <w:p>
-      <w:r>
-        <w:rPr>
-          <w:rFonts w:hint="eastAsia"/>
+      <w:pPr>
+        <w:rPr>
+          <w:color w:val="FF0000"/>
+        </w:rPr>
+      </w:pPr>
+      <w:r>
+        <w:rPr>
+          <w:rFonts w:hint="eastAsia"/>
+          <w:color w:val="FF0000"/>
         </w:rPr>
         <w:t>- カメラを起動して録画される時間は6秒固定なのか？</w:t>
       </w:r>
     </w:p>
     <w:p>
-      <w:r>
-        <w:rPr>
-          <w:rFonts w:hint="eastAsia"/>
+      <w:pPr>
+        <w:rPr>
+          <w:color w:val="FF0000"/>
+        </w:rPr>
+      </w:pPr>
+      <w:r>
+        <w:rPr>
+          <w:rFonts w:hint="eastAsia"/>
+          <w:color w:val="FF0000"/>
         </w:rPr>
         <w:t>- 「○○を服用する時間です」というアナウンスはこのWebアプリケーション、PWAを開いているタイミングでなるのか？</w:t>
       </w:r>
       <w:r>
+        <w:rPr>
+          <w:color w:val="FF0000"/>
+        </w:rPr>
         <w:br/>
       </w:r>
       <w:r>
         <w:rPr>
           <w:rFonts w:hint="eastAsia"/>
+          <w:color w:val="FF0000"/>
         </w:rPr>
         <w:t>- 「○○を服用する時間です」というアナウンスは定期的になるのか？</w:t>
       </w:r>
       <w:r>
+        <w:rPr>
+          <w:color w:val="FF0000"/>
+        </w:rPr>
         <w:br/>
       </w:r>
       <w:r>
         <w:rPr>
           <w:rFonts w:hint="eastAsia"/>
+          <w:color w:val="FF0000"/>
         </w:rPr>
         <w:t>- 薬を服用する時間になると、対象者がアプリで操作するまで音が鳴り続け、カメラ起動ボタンがスマホの画面上に大きく表示される。この仕様は実装できないのか？WebアプリケーションやＰＷＡでない、ネイティブアプリであれば実現可能か？</w:t>
       </w:r>
     </w:p>
     <w:p>
-      <w:r>
-        <w:rPr>
-          <w:rFonts w:hint="eastAsia"/>
+      <w:pPr>
+        <w:rPr>
+          <w:color w:val="FF0000"/>
+        </w:rPr>
+      </w:pPr>
+      <w:r>
+        <w:rPr>
+          <w:rFonts w:hint="eastAsia"/>
+          <w:color w:val="FF0000"/>
         </w:rPr>
         <w:t>- 下部の「お薬」タブで入力した情報は即時に、下部の「記録」タブに記載されないのか？</w:t>
       </w:r>
       <w:r>
         <w:rPr>
           <w:rFonts w:hint="eastAsia"/>
+          <w:color w:val="FF0000"/>
         </w:rPr>
         <w:t>少しタイムラグがある気がする。</w:t>
       </w:r>
     </w:p>
     <w:p>
-      <w:r>
-        <w:rPr>
-          <w:rFonts w:hint="eastAsia"/>
+      <w:pPr>
+        <w:rPr>
+          <w:color w:val="FF0000"/>
+        </w:rPr>
+      </w:pPr>
+      <w:r>
+        <w:rPr>
+          <w:rFonts w:hint="eastAsia"/>
+          <w:color w:val="FF0000"/>
         </w:rPr>
         <w:t>-</w:t>
       </w:r>
       <w:r>
         <w:rPr>
           <w:rFonts w:hint="eastAsia"/>
+          <w:color w:val="FF0000"/>
         </w:rPr>
         <w:t>「</w:t>
       </w:r>
       <w:r>
         <w:rPr>
           <w:rFonts w:hint="eastAsia"/>
+          <w:color w:val="FF0000"/>
         </w:rPr>
         <w:t xml:space="preserve"> </w:t>
       </w:r>
       <w:r>
         <w:rPr>
           <w:rFonts w:hint="eastAsia"/>
+          <w:color w:val="FF0000"/>
         </w:rPr>
         <w:t>プッシュ通知を有効にする」を押下して自動でその権限を付与したり、その設定画面に遷移させることはできないか？</w:t>
       </w:r>
     </w:p>
     <w:p>
-      <w:r>
-        <w:rPr>
-          <w:rFonts w:hint="eastAsia"/>
+      <w:pPr>
+        <w:rPr>
+          <w:color w:val="FF0000"/>
+        </w:rPr>
+      </w:pPr>
+      <w:r>
+        <w:rPr>
+          <w:rFonts w:hint="eastAsia"/>
+          <w:color w:val="FF0000"/>
         </w:rPr>
         <w:t>- 「お薬タブ」から服薬スケジュールを変更し「保存する」を押下しても時間が更新されない。</w:t>
       </w:r>
     </w:p>
     <w:p>
-      <w:r>
-        <w:rPr>
-          <w:rFonts w:hint="eastAsia"/>
+      <w:pPr>
+        <w:rPr>
+          <w:color w:val="FF0000"/>
+        </w:rPr>
+      </w:pPr>
+      <w:r>
+        <w:rPr>
+          <w:rFonts w:hint="eastAsia"/>
+          <w:color w:val="FF0000"/>
         </w:rPr>
         <w:t>- お薬の単位を「プルダウン」で選択できるようにしたい。</w:t>
       </w:r>
     </w:p>
     <w:p>
-      <w:r>
-        <w:rPr>
-          <w:rFonts w:hint="eastAsia"/>
+      <w:pPr>
+        <w:rPr>
+          <w:color w:val="FF0000"/>
+        </w:rPr>
+      </w:pPr>
+      <w:r>
+        <w:rPr>
+          <w:rFonts w:hint="eastAsia"/>
+          <w:color w:val="FF0000"/>
         </w:rPr>
         <w:t xml:space="preserve">- </w:t>
       </w:r>
       <w:r>
         <w:rPr>
           <w:rFonts w:hint="eastAsia"/>
-        </w:rPr>
-        <w:t>お薬タブと記録タブには自信が登録したお薬情報しか閲覧できないと思うのだが、自身のお薬情報なのか、見守っている人のお薬情報なのかすぐにわかるような画面デザインにしたい。</w:t>
-      </w:r>
-    </w:p>
-    <w:p>
-      <w:pPr>
-        <w:rPr>
-          <w:rFonts w:hint="eastAsia"/>
-          <w:color w:val="FF0000"/>
-        </w:rPr>
-      </w:pPr>
-      <w:r>
-        <w:rPr>
+          <w:color w:val="FF0000"/>
+        </w:rPr>
+        <w:t>お薬タブと記録タブには自信が登録したお薬情報しか閲覧できないと思うのだが、自身のお薬情報なのか、見守っている人のお薬情報なのかすぐにわかるような画面デザインにしたい</w:t>
+      </w:r>
+      <w:r>
+        <w:rPr>
+          <w:rFonts w:hint="eastAsia"/>
+          <w:color w:val="FF0000"/>
+        </w:rPr>
+        <w:t>(どこで何を表示させるかという点において何かより良い案はあれば提</w:t>
+      </w:r>
+      <w:r>
+        <w:rPr>
+          <w:rFonts w:hint="eastAsia"/>
           <w:color w:val="FF0000"/>
         </w:rPr>
         <w:lastRenderedPageBreak/>
+        <w:t>示してほしい)。</w:t>
+      </w:r>
+    </w:p>
+    <w:p>
+      <w:pPr>
+        <w:rPr>
+          <w:rFonts w:hint="eastAsia"/>
+          <w:color w:val="FF0000"/>
+        </w:rPr>
+      </w:pPr>
+    </w:p>
+    <w:p>
+      <w:r>
+        <w:rPr>
+          <w:rFonts w:hint="eastAsia"/>
+        </w:rPr>
+        <w:t xml:space="preserve">- </w:t>
+      </w:r>
+      <w:r>
+        <w:rPr>
+          <w:rFonts w:hint="eastAsia"/>
+        </w:rPr>
+        <w:t>「お薬タブ」で登録されている情報を削除すると、「記録タブ」に表示されていた情報がすべて削除されてしまう。</w:t>
+      </w:r>
+      <w:r>
         <w:br/>
       </w:r>
       <w:r>
+        <w:rPr>
+          <w:rFonts w:hint="eastAsia"/>
+        </w:rPr>
+        <w:t>- 改善案として</w:t>
+      </w:r>
+      <w:r>
+        <w:rPr>
+          <w:rFonts w:hint="eastAsia"/>
+        </w:rPr>
+        <w:t>「お薬タブ」で登録されている情報を削除すると</w:t>
+      </w:r>
+      <w:r>
+        <w:rPr>
+          <w:rFonts w:hint="eastAsia"/>
+        </w:rPr>
+        <w:t>「記録タブ」では「未記録」表示の服薬記録は削除され、それ以外の表示がされている服薬記録に関しては情報を残したままにしてほしい。</w:t>
+      </w:r>
+      <w:r>
         <w:br/>
       </w:r>
       <w:r>
         <w:rPr>
           <w:rFonts w:hint="eastAsia"/>
-          <w:color w:val="FF0000"/>
-        </w:rPr>
-        <w:t>-「記録タブ」に表示される情報を記録された日付、時刻の降順に並べてほしい（「未記録の情報」も服薬済みやスキップに含めて降順に並べて）</w:t>
-      </w:r>
-      <w:r>
-        <w:rPr>
-          <w:color w:val="FF0000"/>
-        </w:rPr>
+        </w:rPr>
+        <w:t>- この案は適切か？</w:t>
+      </w:r>
+      <w:r>
+        <w:rPr>
+          <w:rFonts w:hint="eastAsia"/>
+        </w:rPr>
+        <w:t>適切であれば実装して。</w:t>
+      </w:r>
+      <w:r>
         <w:br/>
       </w:r>
-      <w:r>
-        <w:rPr>
-          <w:rFonts w:hint="eastAsia"/>
-          <w:color w:val="FF0000"/>
-        </w:rPr>
-        <w:t>- 上記の命令</w:t>
-      </w:r>
-      <w:r>
-        <w:rPr>
-          <w:rFonts w:hint="eastAsia"/>
-          <w:color w:val="FF0000"/>
-        </w:rPr>
-        <w:t>でデメリットがあればそれを提示して、私がそれに承認したら実装して。</w:t>
-      </w:r>
-    </w:p>
-    <w:p>
-      <w:pPr>
-        <w:rPr>
+    </w:p>
+    <w:p>
+      <w:r>
+        <w:rPr>
+          <w:rFonts w:hint="eastAsia"/>
+        </w:rPr>
+        <w:t>- 「お薬タブ」で</w:t>
+      </w:r>
+      <w:r>
+        <w:t>時刻を変えたとき、</w:t>
+      </w:r>
+      <w:r>
+        <w:rPr>
+          <w:rFonts w:hint="eastAsia"/>
+        </w:rPr>
+        <w:t>その時刻が現時点の時刻より前のものは、その日(その時点での今日)の「ホームタブ」に表示しないようにし、「記録タブ」でもその日の項目で「未記録」のものとして表示しないようにして。</w:t>
+      </w:r>
+      <w:r>
+        <w:br/>
+      </w:r>
+      <w:r>
+        <w:rPr>
+          <w:rFonts w:hint="eastAsia"/>
+        </w:rPr>
+        <w:t>- この案は適切か？適切であれば実装して。</w:t>
+      </w:r>
+      <w:r>
+        <w:br/>
+      </w:r>
+      <w:r>
+        <w:br/>
+      </w:r>
+      <w:r>
+        <w:rPr>
+          <w:rFonts w:hint="eastAsia"/>
+        </w:rPr>
+        <w:t>-「記録タブ」では服薬情報を登録できるようにして（服薬の状態である「未記録」「飲み忘れ」「スキップ」「服薬済み」等も変更できるようにして。その際に「ホームボタン」の情報も更新する必要があれば更新した内容を表示して</w:t>
+      </w:r>
+      <w:r>
+        <w:t>）</w:t>
+      </w:r>
+      <w:r>
+        <w:rPr>
+          <w:rFonts w:hint="eastAsia"/>
+        </w:rPr>
+        <w:t>。</w:t>
+      </w:r>
+    </w:p>
+    <w:p>
+      <w:r>
+        <w:rPr>
+          <w:rFonts w:hint="eastAsia"/>
+        </w:rPr>
+        <w:lastRenderedPageBreak/>
+        <w:t>- この案は適切か？適切であれば実装して。</w:t>
+      </w:r>
+    </w:p>
+    <w:p/>
+    <w:p>
+      <w:r>
+        <w:rPr>
+          <w:b/>
+          <w:bCs/>
+        </w:rPr>
+        <w:t>4. 操作するまで鳴り続け、カメラボタンを大きく出す仕様は作れるか？</w:t>
+      </w:r>
+    </w:p>
+    <w:p>
+      <w:pPr>
+        <w:numPr>
+          <w:ilvl w:val="0"/>
+          <w:numId w:val="1"/>
+        </w:numPr>
+      </w:pPr>
+      <w:r>
+        <w:rPr>
+          <w:b/>
+          <w:bCs/>
+        </w:rPr>
+        <w:t>Web・PWA の場合</w:t>
+      </w:r>
+    </w:p>
+    <w:p>
+      <w:pPr>
+        <w:numPr>
+          <w:ilvl w:val="1"/>
+          <w:numId w:val="1"/>
+        </w:numPr>
+      </w:pPr>
+      <w:r>
+        <w:t>アプリを前面で開いているあいだは作れます。音を繰り返し鳴らし、画面いっぱいに「カメラを起動」ボタンを出す、という形です。</w:t>
+      </w:r>
+    </w:p>
+    <w:p>
+      <w:pPr>
+        <w:numPr>
+          <w:ilvl w:val="1"/>
+          <w:numId w:val="1"/>
+        </w:numPr>
+      </w:pPr>
+      <w:r>
+        <w:t>アプリを閉じているとき・画面ロック中は作れません。できるのはプッシュ通知を1回鳴らすことだけで、音を鳴らし続けたり、画面を勝手に開いたりはできません。</w:t>
+      </w:r>
+    </w:p>
+    <w:p>
+      <w:pPr>
+        <w:numPr>
+          <w:ilvl w:val="0"/>
+          <w:numId w:val="1"/>
+        </w:numPr>
+      </w:pPr>
+      <w:r>
+        <w:rPr>
+          <w:b/>
+          <w:bCs/>
+        </w:rPr>
+        <w:t>ネイティブアプリの場合</w:t>
+      </w:r>
+      <w:r>
+        <w:t>：ほぼ実現できます。</w:t>
+      </w:r>
+    </w:p>
+    <w:p>
+      <w:pPr>
+        <w:numPr>
+          <w:ilvl w:val="1"/>
+          <w:numId w:val="1"/>
+        </w:numPr>
+      </w:pPr>
+      <w:r>
+        <w:t>Android：アラーム機能（</w:t>
+      </w:r>
+      <w:proofErr w:type="spellStart"/>
+      <w:r>
+        <w:t>setAlarmClock</w:t>
+      </w:r>
+      <w:proofErr w:type="spellEnd"/>
+      <w:r>
+        <w:t>）と全画面通知を使えば、ロック中でも画面いっぱいに表示して音を鳴らし続けられます。ただし Google Play には、全画面通知を使えるアプリの種類に制限があります。</w:t>
+      </w:r>
+    </w:p>
+    <w:p>
+      <w:pPr>
+        <w:numPr>
+          <w:ilvl w:val="1"/>
+          <w:numId w:val="1"/>
+        </w:numPr>
+      </w:pPr>
+      <w:r>
+        <w:t xml:space="preserve">iPhone：iOS 26 で追加された </w:t>
+      </w:r>
+      <w:proofErr w:type="spellStart"/>
+      <w:r>
+        <w:t>AlarmKit</w:t>
+      </w:r>
+      <w:proofErr w:type="spellEnd"/>
+      <w:r>
+        <w:t xml:space="preserve"> を使うと、ほかのアプリでも目覚ましと同じような、マナーモードでも鳴るアラームを出せます。</w:t>
+      </w:r>
+    </w:p>
+    <w:p>
+      <w:pPr>
+        <w:numPr>
+          <w:ilvl w:val="1"/>
+          <w:numId w:val="1"/>
+        </w:numPr>
+      </w:pPr>
+      <w:r>
+        <w:lastRenderedPageBreak/>
+        <w:t>今の Web アプリを Capacitor などで包み、アラーム部分だけをネイティブで作る方法が、いちばん少ない手間で済みます。</w:t>
+      </w:r>
+    </w:p>
+    <w:p>
+      <w:pPr>
+        <w:rPr>
+          <w:rFonts w:hint="eastAsia"/>
+        </w:rPr>
+      </w:pPr>
+    </w:p>
+    <w:p>
+      <w:pPr>
+        <w:rPr>
+          <w:color w:val="FF0000"/>
+        </w:rPr>
+      </w:pPr>
+      <w:r>
+        <w:br/>
+      </w:r>
+    </w:p>
+    <w:p>
+      <w:pPr>
+        <w:rPr>
+          <w:rFonts w:hint="eastAsia"/>
           <w:color w:val="FF0000"/>
         </w:rPr>
       </w:pPr>
@@ -216,6 +491,163 @@
     </w:p>
   </w:footnote>
 </w:footnotes>
+</file>
+
+<file path=word/numbering.xml><?xml version="1.0" encoding="utf-8"?>
+<w:numbering xmlns:wpc="http://schemas.microsoft.com/office/word/2010/wordprocessingCanvas" xmlns:cx="http://schemas.microsoft.com/office/drawing/2014/chartex" xmlns:cx1="http://schemas.microsoft.com/office/drawing/2015/9/8/chartex" xmlns:cx2="http://schemas.microsoft.com/office/drawing/2015/10/21/chartex" xmlns:cx3="http://schemas.microsoft.com/office/drawing/2016/5/9/chartex" xmlns:cx4="http://schemas.microsoft.com/office/drawing/2016/5/10/chartex" xmlns:cx5="http://schemas.microsoft.com/office/drawing/2016/5/11/chartex" xmlns:cx6="http://schemas.microsoft.com/office/drawing/2016/5/12/chartex" xmlns:cx7="http://schemas.microsoft.com/office/drawing/2016/5/13/chartex" xmlns:cx8="http://schemas.microsoft.com/office/drawing/2016/5/14/chartex" xmlns:mc="http://schemas.openxmlformats.org/markup-compatibility/2006" xmlns:aink="http://schemas.microsoft.com/office/drawing/2016/ink" xmlns:am3d="http://schemas.microsoft.com/office/drawing/2017/model3d" xmlns:o="urn:schemas-microsoft-com:office:office" xmlns:oel="http://schemas.microsoft.com/office/2019/extlst" xmlns:r="http://schemas.openxmlformats.org/officeDocument/2006/relationships" xmlns:m="http://schemas.openxmlformats.org/officeDocument/2006/math" xmlns:v="urn:schemas-microsoft-com:vml" xmlns:wp14="http://schemas.microsoft.com/office/word/2010/wordprocessingDrawing" xmlns:wp="http://schemas.openxmlformats.org/drawingml/2006/wordprocessingDrawing" xmlns:w10="urn:schemas-microsoft-com:office:word" xmlns:w="http://schemas.openxmlformats.org/wordprocessingml/2006/main" xmlns:w14="http://schemas.microsoft.com/office/word/2010/wordml" xmlns:w15="http://schemas.microsoft.com/office/word/2012/wordml" xmlns:w16cex="http://schemas.microsoft.com/office/word/2018/wordml/cex" xmlns:w16cid="http://schemas.microsoft.com/office/word/2016/wordml/cid" xmlns:w16="http://schemas.microsoft.com/office/word/2018/wordml" xmlns:w16sdtdh="http://schemas.microsoft.com/office/word/2020/wordml/sdtdatahash" xmlns:w16se="http://schemas.microsoft.com/office/word/2015/wordml/symex" xmlns:wpg="http://schemas.microsoft.com/office/word/2010/wordprocessingGroup" xmlns:wpi="http://schemas.microsoft.com/office/word/2010/wordprocessingInk" xmlns:wne="http://schemas.microsoft.com/office/word/2006/wordml" xmlns:wps="http://schemas.microsoft.com/office/word/2010/wordprocessingShape" mc:Ignorable="w14 w15 w16se w16cid w16 w16cex w16sdtdh wp14">
+  <w:abstractNum w:abstractNumId="0" w15:restartNumberingAfterBreak="0">
+    <w:nsid w:val="080548B6"/>
+    <w:multiLevelType w:val="multilevel"/>
+    <w:tmpl w:val="89FE4B36"/>
+    <w:lvl w:ilvl="0">
+      <w:start w:val="1"/>
+      <w:numFmt w:val="bullet"/>
+      <w:lvlText w:val=""/>
+      <w:lvlJc w:val="left"/>
+      <w:pPr>
+        <w:tabs>
+          <w:tab w:val="num" w:pos="720"/>
+        </w:tabs>
+        <w:ind w:left="720" w:hanging="360"/>
+      </w:pPr>
+      <w:rPr>
+        <w:rFonts w:ascii="Symbol" w:hAnsi="Symbol" w:hint="default"/>
+        <w:sz w:val="20"/>
+      </w:rPr>
+    </w:lvl>
+    <w:lvl w:ilvl="1">
+      <w:start w:val="1"/>
+      <w:numFmt w:val="bullet"/>
+      <w:lvlText w:val="o"/>
+      <w:lvlJc w:val="left"/>
+      <w:pPr>
+        <w:tabs>
+          <w:tab w:val="num" w:pos="1440"/>
+        </w:tabs>
+        <w:ind w:left="1440" w:hanging="360"/>
+      </w:pPr>
+      <w:rPr>
+        <w:rFonts w:ascii="Courier New" w:hAnsi="Courier New" w:hint="default"/>
+        <w:sz w:val="20"/>
+      </w:rPr>
+    </w:lvl>
+    <w:lvl w:ilvl="2" w:tentative="1">
+      <w:start w:val="1"/>
+      <w:numFmt w:val="bullet"/>
+      <w:lvlText w:val=""/>
+      <w:lvlJc w:val="left"/>
+      <w:pPr>
+        <w:tabs>
+          <w:tab w:val="num" w:pos="2160"/>
+        </w:tabs>
+        <w:ind w:left="2160" w:hanging="360"/>
+      </w:pPr>
+      <w:rPr>
+        <w:rFonts w:ascii="Wingdings" w:hAnsi="Wingdings" w:hint="default"/>
+        <w:sz w:val="20"/>
+      </w:rPr>
+    </w:lvl>
+    <w:lvl w:ilvl="3" w:tentative="1">
+      <w:start w:val="1"/>
+      <w:numFmt w:val="bullet"/>
+      <w:lvlText w:val=""/>
+      <w:lvlJc w:val="left"/>
+      <w:pPr>
+        <w:tabs>
+          <w:tab w:val="num" w:pos="2880"/>
+        </w:tabs>
+        <w:ind w:left="2880" w:hanging="360"/>
+      </w:pPr>
+      <w:rPr>
+        <w:rFonts w:ascii="Wingdings" w:hAnsi="Wingdings" w:hint="default"/>
+        <w:sz w:val="20"/>
+      </w:rPr>
+    </w:lvl>
+    <w:lvl w:ilvl="4" w:tentative="1">
+      <w:start w:val="1"/>
+      <w:numFmt w:val="bullet"/>
+      <w:lvlText w:val=""/>
+      <w:lvlJc w:val="left"/>
+      <w:pPr>
+        <w:tabs>
+          <w:tab w:val="num" w:pos="3600"/>
+        </w:tabs>
+        <w:ind w:left="3600" w:hanging="360"/>
+      </w:pPr>
+      <w:rPr>
+        <w:rFonts w:ascii="Wingdings" w:hAnsi="Wingdings" w:hint="default"/>
+        <w:sz w:val="20"/>
+      </w:rPr>
+    </w:lvl>
+    <w:lvl w:ilvl="5" w:tentative="1">
+      <w:start w:val="1"/>
+      <w:numFmt w:val="bullet"/>
+      <w:lvlText w:val=""/>
+      <w:lvlJc w:val="left"/>
+      <w:pPr>
+        <w:tabs>
+          <w:tab w:val="num" w:pos="4320"/>
+        </w:tabs>
+        <w:ind w:left="4320" w:hanging="360"/>
+      </w:pPr>
+      <w:rPr>
+        <w:rFonts w:ascii="Wingdings" w:hAnsi="Wingdings" w:hint="default"/>
+        <w:sz w:val="20"/>
+      </w:rPr>
+    </w:lvl>
+    <w:lvl w:ilvl="6" w:tentative="1">
+      <w:start w:val="1"/>
+      <w:numFmt w:val="bullet"/>
+      <w:lvlText w:val=""/>
+      <w:lvlJc w:val="left"/>
+      <w:pPr>
+        <w:tabs>
+          <w:tab w:val="num" w:pos="5040"/>
+        </w:tabs>
+        <w:ind w:left="5040" w:hanging="360"/>
+      </w:pPr>
+      <w:rPr>
+        <w:rFonts w:ascii="Wingdings" w:hAnsi="Wingdings" w:hint="default"/>
+        <w:sz w:val="20"/>
+      </w:rPr>
+    </w:lvl>
+    <w:lvl w:ilvl="7" w:tentative="1">
+      <w:start w:val="1"/>
+      <w:numFmt w:val="bullet"/>
+      <w:lvlText w:val=""/>
+      <w:lvlJc w:val="left"/>
+      <w:pPr>
+        <w:tabs>
+          <w:tab w:val="num" w:pos="5760"/>
+        </w:tabs>
+        <w:ind w:left="5760" w:hanging="360"/>
+      </w:pPr>
+      <w:rPr>
+        <w:rFonts w:ascii="Wingdings" w:hAnsi="Wingdings" w:hint="default"/>
+        <w:sz w:val="20"/>
+      </w:rPr>
+    </w:lvl>
+    <w:lvl w:ilvl="8" w:tentative="1">
+      <w:start w:val="1"/>
+      <w:numFmt w:val="bullet"/>
+      <w:lvlText w:val=""/>
+      <w:lvlJc w:val="left"/>
+      <w:pPr>
+        <w:tabs>
+          <w:tab w:val="num" w:pos="6480"/>
+        </w:tabs>
+        <w:ind w:left="6480" w:hanging="360"/>
+      </w:pPr>
+      <w:rPr>
+        <w:rFonts w:ascii="Wingdings" w:hAnsi="Wingdings" w:hint="default"/>
+        <w:sz w:val="20"/>
+      </w:rPr>
+    </w:lvl>
+  </w:abstractNum>
+  <w:num w:numId="1" w16cid:durableId="1474835084">
+    <w:abstractNumId w:val="0"/>
+  </w:num>
+</w:numbering>
 </file>
 
 <file path=word/styles.xml><?xml version="1.0" encoding="utf-8"?>
@@ -1174,6 +1606,33 @@
     <w:uiPriority w:val="99"/>
     <w:rsid w:val="0080147B"/>
   </w:style>
+  <w:style w:type="paragraph" w:styleId="HTML">
+    <w:name w:val="HTML Preformatted"/>
+    <w:basedOn w:val="a"/>
+    <w:link w:val="HTML0"/>
+    <w:uiPriority w:val="99"/>
+    <w:semiHidden/>
+    <w:unhideWhenUsed/>
+    <w:rsid w:val="00225CFA"/>
+    <w:rPr>
+      <w:rFonts w:ascii="Courier New" w:hAnsi="Courier New" w:cs="Courier New"/>
+      <w:sz w:val="20"/>
+      <w:szCs w:val="20"/>
+    </w:rPr>
+  </w:style>
+  <w:style w:type="character" w:customStyle="1" w:styleId="HTML0">
+    <w:name w:val="HTML 書式付き (文字)"/>
+    <w:basedOn w:val="a0"/>
+    <w:link w:val="HTML"/>
+    <w:uiPriority w:val="99"/>
+    <w:semiHidden/>
+    <w:rsid w:val="00225CFA"/>
+    <w:rPr>
+      <w:rFonts w:ascii="Courier New" w:hAnsi="Courier New" w:cs="Courier New"/>
+      <w:sz w:val="20"/>
+      <w:szCs w:val="20"/>
+    </w:rPr>
+  </w:style>
 </w:styles>
 </file>
 

--- a/docs/卒論(参考資料)/アプリの仕様に対する疑問/アプリの仕様に対する疑問.docx
+++ b/docs/卒論(参考資料)/アプリの仕様に対する疑問/アプリの仕様に対する疑問.docx
@@ -295,6 +295,41 @@
     </w:p>
     <w:p/>
     <w:p>
+      <w:pPr>
+        <w:rPr>
+          <w:rFonts w:hint="eastAsia"/>
+        </w:rPr>
+      </w:pPr>
+      <w:r>
+        <w:rPr>
+          <w:rFonts w:hint="eastAsia"/>
+        </w:rPr>
+        <w:t>- 一日ごとに服薬タブの情報を区切るようにしているが、その囲いの色と背景が似ており、はっきりと区分されていることが分からないため改善して。</w:t>
+      </w:r>
+      <w:r>
+        <w:br/>
+      </w:r>
+      <w:r>
+        <w:br/>
+      </w:r>
+      <w:r>
+        <w:rPr>
+          <w:rFonts w:hint="eastAsia"/>
+        </w:rPr>
+        <w:t>- 見守っている家族がいない場合は「自分/家族</w:t>
+      </w:r>
+      <w:r>
+        <w:t>」</w:t>
+      </w:r>
+      <w:r>
+        <w:rPr>
+          <w:rFonts w:hint="eastAsia"/>
+        </w:rPr>
+        <w:t>の切り替えを行う必要がないが、自分のお薬情報を閲覧していると認識しやすくするため、「自分」というタブは見守っている家族がいない場合も表示するようにする。</w:t>
+      </w:r>
+    </w:p>
+    <w:p/>
+    <w:p>
       <w:r>
         <w:rPr>
           <w:b/>
@@ -352,6 +387,7 @@
           <w:b/>
           <w:bCs/>
         </w:rPr>
+        <w:lastRenderedPageBreak/>
         <w:t>ネイティブアプリの場合</w:t>
       </w:r>
       <w:r>
@@ -404,7 +440,6 @@
         </w:numPr>
       </w:pPr>
       <w:r>
-        <w:lastRenderedPageBreak/>
         <w:t>今の Web アプリを Capacitor などで包み、アラーム部分だけをネイティブで作る方法が、いちばん少ない手間で済みます。</w:t>
       </w:r>
     </w:p>

--- a/docs/卒論(参考資料)/アプリの仕様に対する疑問/アプリの仕様に対する疑問.docx
+++ b/docs/卒論(参考資料)/アプリの仕様に対する疑問/アプリの仕様に対する疑問.docx
@@ -3,294 +3,154 @@
 <w:document xmlns:wpc="http://schemas.microsoft.com/office/word/2010/wordprocessingCanvas" xmlns:cx="http://schemas.microsoft.com/office/drawing/2014/chartex" xmlns:cx1="http://schemas.microsoft.com/office/drawing/2015/9/8/chartex" xmlns:cx2="http://schemas.microsoft.com/office/drawing/2015/10/21/chartex" xmlns:cx3="http://schemas.microsoft.com/office/drawing/2016/5/9/chartex" xmlns:cx4="http://schemas.microsoft.com/office/drawing/2016/5/10/chartex" xmlns:cx5="http://schemas.microsoft.com/office/drawing/2016/5/11/chartex" xmlns:cx6="http://schemas.microsoft.com/office/drawing/2016/5/12/chartex" xmlns:cx7="http://schemas.microsoft.com/office/drawing/2016/5/13/chartex" xmlns:cx8="http://schemas.microsoft.com/office/drawing/2016/5/14/chartex" xmlns:mc="http://schemas.openxmlformats.org/markup-compatibility/2006" xmlns:aink="http://schemas.microsoft.com/office/drawing/2016/ink" xmlns:am3d="http://schemas.microsoft.com/office/drawing/2017/model3d" xmlns:o="urn:schemas-microsoft-com:office:office" xmlns:oel="http://schemas.microsoft.com/office/2019/extlst" xmlns:r="http://schemas.openxmlformats.org/officeDocument/2006/relationships" xmlns:m="http://schemas.openxmlformats.org/officeDocument/2006/math" xmlns:v="urn:schemas-microsoft-com:vml" xmlns:wp14="http://schemas.microsoft.com/office/word/2010/wordprocessingDrawing" xmlns:wp="http://schemas.openxmlformats.org/drawingml/2006/wordprocessingDrawing" xmlns:w10="urn:schemas-microsoft-com:office:word" xmlns:w="http://schemas.openxmlformats.org/wordprocessingml/2006/main" xmlns:w14="http://schemas.microsoft.com/office/word/2010/wordml" xmlns:w15="http://schemas.microsoft.com/office/word/2012/wordml" xmlns:w16cex="http://schemas.microsoft.com/office/word/2018/wordml/cex" xmlns:w16cid="http://schemas.microsoft.com/office/word/2016/wordml/cid" xmlns:w16="http://schemas.microsoft.com/office/word/2018/wordml" xmlns:w16sdtdh="http://schemas.microsoft.com/office/word/2020/wordml/sdtdatahash" xmlns:w16se="http://schemas.microsoft.com/office/word/2015/wordml/symex" xmlns:wpg="http://schemas.microsoft.com/office/word/2010/wordprocessingGroup" xmlns:wpi="http://schemas.microsoft.com/office/word/2010/wordprocessingInk" xmlns:wne="http://schemas.microsoft.com/office/word/2006/wordml" xmlns:wps="http://schemas.microsoft.com/office/word/2010/wordprocessingShape" mc:Ignorable="w14 w15 w16se w16cid w16 w16cex w16sdtdh wp14">
   <w:body>
     <w:p>
-      <w:pPr>
-        <w:rPr>
-          <w:color w:val="FF0000"/>
-        </w:rPr>
-      </w:pPr>
-      <w:r>
-        <w:rPr>
-          <w:rFonts w:hint="eastAsia"/>
-          <w:color w:val="FF0000"/>
-        </w:rPr>
-        <w:t>- カメラを起動して録画される時間は6秒固定なのか？</w:t>
-      </w:r>
-    </w:p>
-    <w:p>
-      <w:pPr>
-        <w:rPr>
-          <w:color w:val="FF0000"/>
-        </w:rPr>
-      </w:pPr>
-      <w:r>
-        <w:rPr>
-          <w:rFonts w:hint="eastAsia"/>
-          <w:color w:val="FF0000"/>
-        </w:rPr>
-        <w:t>- 「○○を服用する時間です」というアナウンスはこのWebアプリケーション、PWAを開いているタイミングでなるのか？</w:t>
-      </w:r>
-      <w:r>
-        <w:rPr>
-          <w:color w:val="FF0000"/>
-        </w:rPr>
+      <w:r>
+        <w:rPr>
+          <w:rFonts w:hint="eastAsia"/>
+        </w:rPr>
+        <w:t xml:space="preserve">- </w:t>
+      </w:r>
+      <w:r>
+        <w:rPr>
+          <w:rFonts w:hint="eastAsia"/>
+        </w:rPr>
+        <w:t>「お薬タブ」で登録されている情報を削除すると、「記録タブ」に表示されていた情報がすべて削除されてしまう。</w:t>
+      </w:r>
+      <w:r>
         <w:br/>
       </w:r>
       <w:r>
         <w:rPr>
           <w:rFonts w:hint="eastAsia"/>
-          <w:color w:val="FF0000"/>
-        </w:rPr>
-        <w:t>- 「○○を服用する時間です」というアナウンスは定期的になるのか？</w:t>
-      </w:r>
-      <w:r>
-        <w:rPr>
-          <w:color w:val="FF0000"/>
-        </w:rPr>
+        </w:rPr>
+        <w:t>- 改善案として</w:t>
+      </w:r>
+      <w:r>
+        <w:rPr>
+          <w:rFonts w:hint="eastAsia"/>
+        </w:rPr>
+        <w:t>「お薬タブ」で登録されている情報を削除すると</w:t>
+      </w:r>
+      <w:r>
+        <w:rPr>
+          <w:rFonts w:hint="eastAsia"/>
+        </w:rPr>
+        <w:t>「記録タブ」では「未記録」表示の服薬記録は削除され、それ以外の表示がされている服薬記録</w:t>
+      </w:r>
+      <w:r>
+        <w:rPr>
+          <w:rFonts w:hint="eastAsia"/>
+        </w:rPr>
+        <w:t>(「服薬済み」「スキップ」「飲み忘れ」等)</w:t>
+      </w:r>
+      <w:r>
+        <w:rPr>
+          <w:rFonts w:hint="eastAsia"/>
+        </w:rPr>
+        <w:t>に関しては情報を残したままにしてほしい。</w:t>
+      </w:r>
+      <w:r>
         <w:br/>
       </w:r>
       <w:r>
         <w:rPr>
           <w:rFonts w:hint="eastAsia"/>
-          <w:color w:val="FF0000"/>
-        </w:rPr>
-        <w:t>- 薬を服用する時間になると、対象者がアプリで操作するまで音が鳴り続け、カメラ起動ボタンがスマホの画面上に大きく表示される。この仕様は実装できないのか？WebアプリケーションやＰＷＡでない、ネイティブアプリであれば実現可能か？</w:t>
-      </w:r>
-    </w:p>
-    <w:p>
-      <w:pPr>
-        <w:rPr>
-          <w:color w:val="FF0000"/>
-        </w:rPr>
-      </w:pPr>
-      <w:r>
-        <w:rPr>
-          <w:rFonts w:hint="eastAsia"/>
-          <w:color w:val="FF0000"/>
-        </w:rPr>
-        <w:t>- 下部の「お薬」タブで入力した情報は即時に、下部の「記録」タブに記載されないのか？</w:t>
-      </w:r>
-      <w:r>
-        <w:rPr>
-          <w:rFonts w:hint="eastAsia"/>
-          <w:color w:val="FF0000"/>
-        </w:rPr>
-        <w:t>少しタイムラグがある気がする。</w:t>
-      </w:r>
-    </w:p>
-    <w:p>
-      <w:pPr>
-        <w:rPr>
-          <w:color w:val="FF0000"/>
-        </w:rPr>
-      </w:pPr>
-      <w:r>
-        <w:rPr>
-          <w:rFonts w:hint="eastAsia"/>
-          <w:color w:val="FF0000"/>
-        </w:rPr>
-        <w:t>-</w:t>
-      </w:r>
-      <w:r>
-        <w:rPr>
-          <w:rFonts w:hint="eastAsia"/>
-          <w:color w:val="FF0000"/>
-        </w:rPr>
-        <w:t>「</w:t>
-      </w:r>
-      <w:r>
-        <w:rPr>
-          <w:rFonts w:hint="eastAsia"/>
-          <w:color w:val="FF0000"/>
-        </w:rPr>
-        <w:t xml:space="preserve"> </w:t>
-      </w:r>
-      <w:r>
-        <w:rPr>
-          <w:rFonts w:hint="eastAsia"/>
-          <w:color w:val="FF0000"/>
-        </w:rPr>
-        <w:t>プッシュ通知を有効にする」を押下して自動でその権限を付与したり、その設定画面に遷移させることはできないか？</w:t>
-      </w:r>
-    </w:p>
-    <w:p>
-      <w:pPr>
-        <w:rPr>
-          <w:color w:val="FF0000"/>
-        </w:rPr>
-      </w:pPr>
-      <w:r>
-        <w:rPr>
-          <w:rFonts w:hint="eastAsia"/>
-          <w:color w:val="FF0000"/>
-        </w:rPr>
-        <w:t>- 「お薬タブ」から服薬スケジュールを変更し「保存する」を押下しても時間が更新されない。</w:t>
-      </w:r>
-    </w:p>
-    <w:p>
-      <w:pPr>
-        <w:rPr>
-          <w:color w:val="FF0000"/>
-        </w:rPr>
-      </w:pPr>
-      <w:r>
-        <w:rPr>
-          <w:rFonts w:hint="eastAsia"/>
-          <w:color w:val="FF0000"/>
-        </w:rPr>
-        <w:t>- お薬の単位を「プルダウン」で選択できるようにしたい。</w:t>
-      </w:r>
-    </w:p>
-    <w:p>
-      <w:pPr>
-        <w:rPr>
-          <w:color w:val="FF0000"/>
-        </w:rPr>
-      </w:pPr>
-      <w:r>
-        <w:rPr>
-          <w:rFonts w:hint="eastAsia"/>
-          <w:color w:val="FF0000"/>
-        </w:rPr>
-        <w:t xml:space="preserve">- </w:t>
-      </w:r>
-      <w:r>
-        <w:rPr>
-          <w:rFonts w:hint="eastAsia"/>
-          <w:color w:val="FF0000"/>
-        </w:rPr>
-        <w:t>お薬タブと記録タブには自信が登録したお薬情報しか閲覧できないと思うのだが、自身のお薬情報なのか、見守っている人のお薬情報なのかすぐにわかるような画面デザインにしたい</w:t>
-      </w:r>
-      <w:r>
-        <w:rPr>
-          <w:rFonts w:hint="eastAsia"/>
-          <w:color w:val="FF0000"/>
-        </w:rPr>
-        <w:t>(どこで何を表示させるかという点において何かより良い案はあれば提</w:t>
-      </w:r>
-      <w:r>
-        <w:rPr>
-          <w:rFonts w:hint="eastAsia"/>
-          <w:color w:val="FF0000"/>
+        </w:rPr>
+        <w:t>- この案は適切か？</w:t>
+      </w:r>
+      <w:r>
+        <w:rPr>
+          <w:rFonts w:hint="eastAsia"/>
+        </w:rPr>
+        <w:t>適切であれば実装して。</w:t>
+      </w:r>
+      <w:r>
+        <w:br/>
+      </w:r>
+    </w:p>
+    <w:p>
+      <w:r>
+        <w:rPr>
+          <w:rFonts w:hint="eastAsia"/>
+        </w:rPr>
+        <w:t>- 「お薬タブ」で</w:t>
+      </w:r>
+      <w:r>
+        <w:t>時刻を変えたとき、</w:t>
+      </w:r>
+      <w:r>
+        <w:rPr>
+          <w:rFonts w:hint="eastAsia"/>
+        </w:rPr>
+        <w:t>その時刻が現時点の時刻より前のものは、その日(その時点での今日)の「ホームタブ」に表示しないようにし、「記録タブ」でもその日の項目で「未記録」のものとして表示しないようにして。</w:t>
+      </w:r>
+      <w:r>
+        <w:br/>
+      </w:r>
+      <w:r>
+        <w:rPr>
+          <w:rFonts w:hint="eastAsia"/>
+        </w:rPr>
+        <w:t>- この案は適切か？適切であれば実装して。</w:t>
+      </w:r>
+      <w:r>
+        <w:br/>
+      </w:r>
+      <w:r>
+        <w:br/>
+      </w:r>
+      <w:r>
+        <w:rPr>
+          <w:rFonts w:hint="eastAsia"/>
+        </w:rPr>
+        <w:t>-「記録タブ」では服薬情報を登録できるようにして（服薬の状態である「未記録」「飲み忘れ」「スキップ」「服薬済み」等も変更できるようにして。その際に「ホームボタン」の情報も更新する必要があれば更新した内容を表示して</w:t>
+      </w:r>
+      <w:r>
+        <w:t>）</w:t>
+      </w:r>
+      <w:r>
+        <w:rPr>
+          <w:rFonts w:hint="eastAsia"/>
+        </w:rPr>
+        <w:t>。</w:t>
+      </w:r>
+    </w:p>
+    <w:p>
+      <w:r>
+        <w:rPr>
+          <w:rFonts w:hint="eastAsia"/>
+        </w:rPr>
+        <w:t>- この案は適切か？適切であれば実装して。</w:t>
+      </w:r>
+    </w:p>
+    <w:p/>
+    <w:p>
+      <w:r>
+        <w:rPr>
+          <w:rFonts w:hint="eastAsia"/>
         </w:rPr>
         <w:lastRenderedPageBreak/>
-        <w:t>示してほしい)。</w:t>
-      </w:r>
-    </w:p>
-    <w:p>
-      <w:pPr>
-        <w:rPr>
-          <w:rFonts w:hint="eastAsia"/>
-          <w:color w:val="FF0000"/>
-        </w:rPr>
-      </w:pPr>
-    </w:p>
-    <w:p>
-      <w:r>
-        <w:rPr>
-          <w:rFonts w:hint="eastAsia"/>
-        </w:rPr>
-        <w:t xml:space="preserve">- </w:t>
-      </w:r>
-      <w:r>
-        <w:rPr>
-          <w:rFonts w:hint="eastAsia"/>
-        </w:rPr>
-        <w:t>「お薬タブ」で登録されている情報を削除すると、「記録タブ」に表示されていた情報がすべて削除されてしまう。</w:t>
+        <w:t>- 一日ごとに服薬タブの情報を区切るようにしているが、その囲いの色と背景が似ており、はっきりと区分されていることが分からないため改善して。</w:t>
       </w:r>
       <w:r>
         <w:br/>
       </w:r>
       <w:r>
-        <w:rPr>
-          <w:rFonts w:hint="eastAsia"/>
-        </w:rPr>
-        <w:t>- 改善案として</w:t>
-      </w:r>
-      <w:r>
-        <w:rPr>
-          <w:rFonts w:hint="eastAsia"/>
-        </w:rPr>
-        <w:t>「お薬タブ」で登録されている情報を削除すると</w:t>
-      </w:r>
-      <w:r>
-        <w:rPr>
-          <w:rFonts w:hint="eastAsia"/>
-        </w:rPr>
-        <w:t>「記録タブ」では「未記録」表示の服薬記録は削除され、それ以外の表示がされている服薬記録に関しては情報を残したままにしてほしい。</w:t>
-      </w:r>
-      <w:r>
         <w:br/>
       </w:r>
       <w:r>
         <w:rPr>
           <w:rFonts w:hint="eastAsia"/>
         </w:rPr>
-        <w:t>- この案は適切か？</w:t>
-      </w:r>
-      <w:r>
-        <w:rPr>
-          <w:rFonts w:hint="eastAsia"/>
-        </w:rPr>
-        <w:t>適切であれば実装して。</w:t>
-      </w:r>
-      <w:r>
-        <w:br/>
-      </w:r>
-    </w:p>
-    <w:p>
-      <w:r>
-        <w:rPr>
-          <w:rFonts w:hint="eastAsia"/>
-        </w:rPr>
-        <w:t>- 「お薬タブ」で</w:t>
-      </w:r>
-      <w:r>
-        <w:t>時刻を変えたとき、</w:t>
-      </w:r>
-      <w:r>
-        <w:rPr>
-          <w:rFonts w:hint="eastAsia"/>
-        </w:rPr>
-        <w:t>その時刻が現時点の時刻より前のものは、その日(その時点での今日)の「ホームタブ」に表示しないようにし、「記録タブ」でもその日の項目で「未記録」のものとして表示しないようにして。</w:t>
-      </w:r>
-      <w:r>
-        <w:br/>
-      </w:r>
-      <w:r>
-        <w:rPr>
-          <w:rFonts w:hint="eastAsia"/>
-        </w:rPr>
-        <w:t>- この案は適切か？適切であれば実装して。</w:t>
-      </w:r>
-      <w:r>
-        <w:br/>
-      </w:r>
-      <w:r>
-        <w:br/>
-      </w:r>
-      <w:r>
-        <w:rPr>
-          <w:rFonts w:hint="eastAsia"/>
-        </w:rPr>
-        <w:t>-「記録タブ」では服薬情報を登録できるようにして（服薬の状態である「未記録」「飲み忘れ」「スキップ」「服薬済み」等も変更できるようにして。その際に「ホームボタン」の情報も更新する必要があれば更新した内容を表示して</w:t>
-      </w:r>
-      <w:r>
-        <w:t>）</w:t>
-      </w:r>
-      <w:r>
-        <w:rPr>
-          <w:rFonts w:hint="eastAsia"/>
-        </w:rPr>
-        <w:t>。</w:t>
-      </w:r>
-    </w:p>
-    <w:p>
-      <w:r>
-        <w:rPr>
-          <w:rFonts w:hint="eastAsia"/>
-        </w:rPr>
-        <w:lastRenderedPageBreak/>
-        <w:t>- この案は適切か？適切であれば実装して。</w:t>
+        <w:t>- 見守っている家族がいない場合は「自分/家族</w:t>
+      </w:r>
+      <w:r>
+        <w:t>」</w:t>
+      </w:r>
+      <w:r>
+        <w:rPr>
+          <w:rFonts w:hint="eastAsia"/>
+        </w:rPr>
+        <w:t>の切り替えを行う必要がないが、自分のお薬情報を閲覧していると認識しやすくするため、「自分」というタブは見守っている家族がいない場合も表示するようにする。</w:t>
       </w:r>
     </w:p>
     <w:p/>
@@ -304,28 +164,7 @@
         <w:rPr>
           <w:rFonts w:hint="eastAsia"/>
         </w:rPr>
-        <w:t>- 一日ごとに服薬タブの情報を区切るようにしているが、その囲いの色と背景が似ており、はっきりと区分されていることが分からないため改善して。</w:t>
-      </w:r>
-      <w:r>
-        <w:br/>
-      </w:r>
-      <w:r>
-        <w:br/>
-      </w:r>
-      <w:r>
-        <w:rPr>
-          <w:rFonts w:hint="eastAsia"/>
-        </w:rPr>
-        <w:t>- 見守っている家族がいない場合は「自分/家族</w:t>
-      </w:r>
-      <w:r>
-        <w:t>」</w:t>
-      </w:r>
-      <w:r>
-        <w:rPr>
-          <w:rFonts w:hint="eastAsia"/>
-        </w:rPr>
-        <w:t>の切り替えを行う必要がないが、自分のお薬情報を閲覧していると認識しやすくするため、「自分」というタブは見守っている家族がいない場合も表示するようにする。</w:t>
+        <w:t>- スマホでアプリを起動し「記録タブ」で「映像を見る」が記載されているとレイアウトが崩れて見づらくなってしまう。修正して。</w:t>
       </w:r>
     </w:p>
     <w:p/>
@@ -372,7 +211,11 @@
         </w:numPr>
       </w:pPr>
       <w:r>
-        <w:t>アプリを閉じているとき・画面ロック中は作れません。できるのはプッシュ通知を1回鳴らすことだけで、音を鳴らし続けたり、画面を勝手に開いたりはできません。</w:t>
+        <w:t>アプリを閉じているとき・画面ロック中は作れません。できるのはプッシュ通知を1回鳴らすことだけで、音を鳴らし続けたり、画面を勝手に</w:t>
+      </w:r>
+      <w:r>
+        <w:lastRenderedPageBreak/>
+        <w:t>開いたりはできません。</w:t>
       </w:r>
     </w:p>
     <w:p>
@@ -387,7 +230,6 @@
           <w:b/>
           <w:bCs/>
         </w:rPr>
-        <w:lastRenderedPageBreak/>
         <w:t>ネイティブアプリの場合</w:t>
       </w:r>
       <w:r>
@@ -402,15 +244,7 @@
         </w:numPr>
       </w:pPr>
       <w:r>
-        <w:t>Android：アラーム機能（</w:t>
-      </w:r>
-      <w:proofErr w:type="spellStart"/>
-      <w:r>
-        <w:t>setAlarmClock</w:t>
-      </w:r>
-      <w:proofErr w:type="spellEnd"/>
-      <w:r>
-        <w:t>）と全画面通知を使えば、ロック中でも画面いっぱいに表示して音を鳴らし続けられます。ただし Google Play には、全画面通知を使えるアプリの種類に制限があります。</w:t>
+        <w:t>Android：アラーム機能（setAlarmClock）と全画面通知を使えば、ロック中でも画面いっぱいに表示して音を鳴らし続けられます。ただし Google Play には、全画面通知を使えるアプリの種類に制限があります。</w:t>
       </w:r>
     </w:p>
     <w:p>
@@ -421,15 +255,7 @@
         </w:numPr>
       </w:pPr>
       <w:r>
-        <w:t xml:space="preserve">iPhone：iOS 26 で追加された </w:t>
-      </w:r>
-      <w:proofErr w:type="spellStart"/>
-      <w:r>
-        <w:t>AlarmKit</w:t>
-      </w:r>
-      <w:proofErr w:type="spellEnd"/>
-      <w:r>
-        <w:t xml:space="preserve"> を使うと、ほかのアプリでも目覚ましと同じような、マナーモードでも鳴るアラームを出せます。</w:t>
+        <w:t>iPhone：iOS 26 で追加された AlarmKit を使うと、ほかのアプリでも目覚ましと同じような、マナーモードでも鳴るアラームを出せます。</w:t>
       </w:r>
     </w:p>
     <w:p>

--- a/docs/卒論(参考資料)/アプリの仕様に対する疑問/アプリの仕様に対する疑問.docx
+++ b/docs/卒論(参考資料)/アプリの仕様に対する疑問/アプリの仕様に対する疑問.docx
@@ -6,168 +6,156 @@
       <w:r>
         <w:rPr>
           <w:rFonts w:hint="eastAsia"/>
-        </w:rPr>
-        <w:t xml:space="preserve">- </w:t>
+          <w:color w:val="FF0000"/>
+        </w:rPr>
+        <w:t>- 「お薬タブ」で</w:t>
+      </w:r>
+      <w:r>
+        <w:rPr>
+          <w:color w:val="FF0000"/>
+        </w:rPr>
+        <w:t>時刻を変えたとき、</w:t>
       </w:r>
       <w:r>
         <w:rPr>
           <w:rFonts w:hint="eastAsia"/>
-        </w:rPr>
-        <w:t>「お薬タブ」で登録されている情報を削除すると、「記録タブ」に表示されていた情報がすべて削除されてしまう。</w:t>
-      </w:r>
-      <w:r>
+          <w:color w:val="FF0000"/>
+        </w:rPr>
+        <w:t>その時刻が現時点の時刻より前のものは、その日(その時点での今日)の「ホームタブ」に表示しないようにし、「記録タブ」でもその日の項目で「未記録」のものとして表示しないようにして。</w:t>
+      </w:r>
+      <w:r>
+        <w:rPr>
+          <w:color w:val="FF0000"/>
+        </w:rPr>
         <w:br/>
       </w:r>
       <w:r>
         <w:rPr>
           <w:rFonts w:hint="eastAsia"/>
-        </w:rPr>
-        <w:t>- 改善案として</w:t>
+          <w:color w:val="FF0000"/>
+        </w:rPr>
+        <w:t>- この案は適切か？適切であれば実装して。</w:t>
+      </w:r>
+      <w:r>
+        <w:rPr>
+          <w:color w:val="FF0000"/>
+        </w:rPr>
+        <w:br/>
+      </w:r>
+      <w:r>
+        <w:br/>
       </w:r>
       <w:r>
         <w:rPr>
           <w:rFonts w:hint="eastAsia"/>
         </w:rPr>
-        <w:t>「お薬タブ」で登録されている情報を削除すると</w:t>
+        <w:t>-「記録タブ」では服薬情報を登録できるようにして（服薬の状態である「未記録」「飲み忘れ」「スキップ」「服薬済み」等も変更できるようにして。その際に「ホームボタン」の情報も更新する必要があれば更新した内容を表示して</w:t>
+      </w:r>
+      <w:r>
+        <w:t>）</w:t>
       </w:r>
       <w:r>
         <w:rPr>
           <w:rFonts w:hint="eastAsia"/>
         </w:rPr>
-        <w:t>「記録タブ」では「未記録」表示の服薬記録は削除され、それ以外の表示がされている服薬記録</w:t>
-      </w:r>
+        <w:t>。</w:t>
+      </w:r>
+    </w:p>
+    <w:p>
       <w:r>
         <w:rPr>
           <w:rFonts w:hint="eastAsia"/>
         </w:rPr>
-        <w:t>(「服薬済み」「スキップ」「飲み忘れ」等)</w:t>
-      </w:r>
+        <w:t>- この案は適切か？適切であれば実装して。</w:t>
+      </w:r>
+    </w:p>
+    <w:p/>
+    <w:p>
       <w:r>
         <w:rPr>
           <w:rFonts w:hint="eastAsia"/>
         </w:rPr>
-        <w:t>に関しては情報を残したままにしてほしい。</w:t>
+        <w:t>- 一日ごとに服薬タブの情報を区切るようにしているが、その囲いの色と背景が似ており、はっきりと区分されていることが分からないため改善して。</w:t>
       </w:r>
       <w:r>
         <w:br/>
       </w:r>
       <w:r>
+        <w:br/>
+      </w:r>
+      <w:r>
         <w:rPr>
           <w:rFonts w:hint="eastAsia"/>
         </w:rPr>
-        <w:t>- この案は適切か？</w:t>
+        <w:t>- 見守っている家族がいない場合は「自分/家族</w:t>
+      </w:r>
+      <w:r>
+        <w:t>」</w:t>
       </w:r>
       <w:r>
         <w:rPr>
           <w:rFonts w:hint="eastAsia"/>
         </w:rPr>
-        <w:t>適切であれば実装して。</w:t>
+        <w:t>の切り替えを行う必要がないが、自分のお薬情報を閲覧していると認識しやすくするため、「自分」というタブは見守っている家族がいない場合も表示するようにする。</w:t>
+      </w:r>
+    </w:p>
+    <w:p/>
+    <w:p>
+      <w:r>
+        <w:rPr>
+          <w:rFonts w:hint="eastAsia"/>
+        </w:rPr>
+        <w:lastRenderedPageBreak/>
+        <w:t>- スマホでアプリを起動し「記録タブ」で「映像を見る」が記載されているとレイアウトが崩れて見づらくなってしまう。修正して。</w:t>
+      </w:r>
+    </w:p>
+    <w:p/>
+    <w:p>
+      <w:r>
+        <w:rPr>
+          <w:rFonts w:hint="eastAsia"/>
+        </w:rPr>
+        <w:t>- 「お薬タブ」で登録してある「用量」「単位」に関しても「記録タブ」で表示されるようにして。</w:t>
+      </w:r>
+    </w:p>
+    <w:p/>
+    <w:p>
+      <w:pPr>
+        <w:rPr>
+          <w:rFonts w:hint="eastAsia"/>
+        </w:rPr>
+      </w:pPr>
+      <w:r>
+        <w:rPr>
+          <w:rFonts w:hint="eastAsia"/>
+        </w:rPr>
+        <w:t>- 今の仕様として「役割」は何と何か？「見守る機能」「見守られる機能」「自身のお薬情報を管理するだけ機能」どれを付与するか選択できるような仕様にしたい。</w:t>
       </w:r>
       <w:r>
         <w:br/>
       </w:r>
-    </w:p>
-    <w:p>
       <w:r>
         <w:rPr>
           <w:rFonts w:hint="eastAsia"/>
         </w:rPr>
-        <w:t>- 「お薬タブ」で</w:t>
-      </w:r>
-      <w:r>
-        <w:t>時刻を変えたとき、</w:t>
+        <w:t>高齢者に関してはできる操作が増えるとトラブルが増えそうなので、</w:t>
       </w:r>
       <w:r>
         <w:rPr>
           <w:rFonts w:hint="eastAsia"/>
         </w:rPr>
-        <w:t>その時刻が現時点の時刻より前のものは、その日(その時点での今日)の「ホームタブ」に表示しないようにし、「記録タブ」でもその日の項目で「未記録」のものとして表示しないようにして。</w:t>
+        <w:t>「見守られる機能」「自身のお薬情報を管理するだけ機能」</w:t>
+      </w:r>
+      <w:r>
+        <w:rPr>
+          <w:rFonts w:hint="eastAsia"/>
+        </w:rPr>
+        <w:t>だけが使えるように最初の「役割」登録で制限するのはどうか？</w:t>
       </w:r>
       <w:r>
         <w:br/>
       </w:r>
-      <w:r>
-        <w:rPr>
-          <w:rFonts w:hint="eastAsia"/>
-        </w:rPr>
-        <w:t>- この案は適切か？適切であれば実装して。</w:t>
-      </w:r>
-      <w:r>
-        <w:br/>
-      </w:r>
-      <w:r>
-        <w:br/>
-      </w:r>
-      <w:r>
-        <w:rPr>
-          <w:rFonts w:hint="eastAsia"/>
-        </w:rPr>
-        <w:t>-「記録タブ」では服薬情報を登録できるようにして（服薬の状態である「未記録」「飲み忘れ」「スキップ」「服薬済み」等も変更できるようにして。その際に「ホームボタン」の情報も更新する必要があれば更新した内容を表示して</w:t>
-      </w:r>
-      <w:r>
-        <w:t>）</w:t>
-      </w:r>
-      <w:r>
-        <w:rPr>
-          <w:rFonts w:hint="eastAsia"/>
-        </w:rPr>
-        <w:t>。</w:t>
-      </w:r>
-    </w:p>
-    <w:p>
-      <w:r>
-        <w:rPr>
-          <w:rFonts w:hint="eastAsia"/>
-        </w:rPr>
-        <w:t>- この案は適切か？適切であれば実装して。</w:t>
-      </w:r>
-    </w:p>
-    <w:p/>
-    <w:p>
-      <w:r>
-        <w:rPr>
-          <w:rFonts w:hint="eastAsia"/>
-        </w:rPr>
-        <w:lastRenderedPageBreak/>
-        <w:t>- 一日ごとに服薬タブの情報を区切るようにしているが、その囲いの色と背景が似ており、はっきりと区分されていることが分からないため改善して。</w:t>
-      </w:r>
-      <w:r>
-        <w:br/>
-      </w:r>
-      <w:r>
-        <w:br/>
-      </w:r>
-      <w:r>
-        <w:rPr>
-          <w:rFonts w:hint="eastAsia"/>
-        </w:rPr>
-        <w:t>- 見守っている家族がいない場合は「自分/家族</w:t>
-      </w:r>
-      <w:r>
-        <w:t>」</w:t>
-      </w:r>
-      <w:r>
-        <w:rPr>
-          <w:rFonts w:hint="eastAsia"/>
-        </w:rPr>
-        <w:t>の切り替えを行う必要がないが、自分のお薬情報を閲覧していると認識しやすくするため、「自分」というタブは見守っている家族がいない場合も表示するようにする。</w:t>
-      </w:r>
-    </w:p>
-    <w:p/>
-    <w:p>
-      <w:pPr>
-        <w:rPr>
-          <w:rFonts w:hint="eastAsia"/>
-        </w:rPr>
-      </w:pPr>
-      <w:r>
-        <w:rPr>
-          <w:rFonts w:hint="eastAsia"/>
-        </w:rPr>
-        <w:t>- スマホでアプリを起動し「記録タブ」で「映像を見る」が記載されているとレイアウトが崩れて見づらくなってしまう。修正して。</w:t>
-      </w:r>
-    </w:p>
-    <w:p/>
+    </w:p>
     <w:p>
       <w:r>
         <w:rPr>
@@ -211,11 +199,8 @@
         </w:numPr>
       </w:pPr>
       <w:r>
-        <w:t>アプリを閉じているとき・画面ロック中は作れません。できるのはプッシュ通知を1回鳴らすことだけで、音を鳴らし続けたり、画面を勝手に</w:t>
-      </w:r>
-      <w:r>
         <w:lastRenderedPageBreak/>
-        <w:t>開いたりはできません。</w:t>
+        <w:t>アプリを閉じているとき・画面ロック中は作れません。できるのはプッシュ通知を1回鳴らすことだけで、音を鳴らし続けたり、画面を勝手に開いたりはできません。</w:t>
       </w:r>
     </w:p>
     <w:p>
@@ -244,7 +229,15 @@
         </w:numPr>
       </w:pPr>
       <w:r>
-        <w:t>Android：アラーム機能（setAlarmClock）と全画面通知を使えば、ロック中でも画面いっぱいに表示して音を鳴らし続けられます。ただし Google Play には、全画面通知を使えるアプリの種類に制限があります。</w:t>
+        <w:t>Android：アラーム機能（</w:t>
+      </w:r>
+      <w:proofErr w:type="spellStart"/>
+      <w:r>
+        <w:t>setAlarmClock</w:t>
+      </w:r>
+      <w:proofErr w:type="spellEnd"/>
+      <w:r>
+        <w:t>）と全画面通知を使えば、ロック中でも画面いっぱいに表示して音を鳴らし続けられます。ただし Google Play には、全画面通知を使えるアプリの種類に制限があります。</w:t>
       </w:r>
     </w:p>
     <w:p>
@@ -255,7 +248,15 @@
         </w:numPr>
       </w:pPr>
       <w:r>
-        <w:t>iPhone：iOS 26 で追加された AlarmKit を使うと、ほかのアプリでも目覚ましと同じような、マナーモードでも鳴るアラームを出せます。</w:t>
+        <w:t xml:space="preserve">iPhone：iOS 26 で追加された </w:t>
+      </w:r>
+      <w:proofErr w:type="spellStart"/>
+      <w:r>
+        <w:t>AlarmKit</w:t>
+      </w:r>
+      <w:proofErr w:type="spellEnd"/>
+      <w:r>
+        <w:t xml:space="preserve"> を使うと、ほかのアプリでも目覚ましと同じような、マナーモードでも鳴るアラームを出せます。</w:t>
       </w:r>
     </w:p>
     <w:p>

--- a/docs/卒論(参考資料)/アプリの仕様に対する疑問/アプリの仕様に対する疑問.docx
+++ b/docs/卒論(参考資料)/アプリの仕様に対する疑問/アプリの仕様に対する疑問.docx
@@ -120,11 +120,6 @@
     </w:p>
     <w:p/>
     <w:p>
-      <w:pPr>
-        <w:rPr>
-          <w:rFonts w:hint="eastAsia"/>
-        </w:rPr>
-      </w:pPr>
       <w:r>
         <w:rPr>
           <w:rFonts w:hint="eastAsia"/>
@@ -155,6 +150,30 @@
       <w:r>
         <w:br/>
       </w:r>
+    </w:p>
+    <w:p>
+      <w:r>
+        <w:rPr>
+          <w:rFonts w:hint="eastAsia"/>
+        </w:rPr>
+        <w:t>- 同じ薬情報に対して同じ時間の服薬スケジュールが登録されないようにして。</w:t>
+      </w:r>
+      <w:r>
+        <w:br/>
+      </w:r>
+      <w:r>
+        <w:rPr>
+          <w:rFonts w:hint="eastAsia"/>
+        </w:rPr>
+        <w:t>- この案は適切か？適切であれば実装して。</w:t>
+      </w:r>
+    </w:p>
+    <w:p>
+      <w:pPr>
+        <w:rPr>
+          <w:rFonts w:hint="eastAsia"/>
+        </w:rPr>
+      </w:pPr>
     </w:p>
     <w:p>
       <w:r>
@@ -177,6 +196,7 @@
           <w:b/>
           <w:bCs/>
         </w:rPr>
+        <w:lastRenderedPageBreak/>
         <w:t>Web・PWA の場合</w:t>
       </w:r>
     </w:p>
@@ -199,7 +219,6 @@
         </w:numPr>
       </w:pPr>
       <w:r>
-        <w:lastRenderedPageBreak/>
         <w:t>アプリを閉じているとき・画面ロック中は作れません。できるのはプッシュ通知を1回鳴らすことだけで、音を鳴らし続けたり、画面を勝手に開いたりはできません。</w:t>
       </w:r>
     </w:p>
@@ -284,6 +303,7 @@
         </w:rPr>
       </w:pPr>
       <w:r>
+        <w:lastRenderedPageBreak/>
         <w:br/>
       </w:r>
     </w:p>

--- a/docs/卒論(参考資料)/アプリの仕様に対する疑問/アプリの仕様に対する疑問.docx
+++ b/docs/卒論(参考資料)/アプリの仕様に対する疑問/アプリの仕様に対する疑問.docx
@@ -152,6 +152,11 @@
       </w:r>
     </w:p>
     <w:p>
+      <w:pPr>
+        <w:rPr>
+          <w:rFonts w:hint="eastAsia"/>
+        </w:rPr>
+      </w:pPr>
       <w:r>
         <w:rPr>
           <w:rFonts w:hint="eastAsia"/>
@@ -167,13 +172,6 @@
         </w:rPr>
         <w:t>- この案は適切か？適切であれば実装して。</w:t>
       </w:r>
-    </w:p>
-    <w:p>
-      <w:pPr>
-        <w:rPr>
-          <w:rFonts w:hint="eastAsia"/>
-        </w:rPr>
-      </w:pPr>
     </w:p>
     <w:p>
       <w:r>
@@ -196,7 +194,6 @@
           <w:b/>
           <w:bCs/>
         </w:rPr>
-        <w:lastRenderedPageBreak/>
         <w:t>Web・PWA の場合</w:t>
       </w:r>
     </w:p>
@@ -208,6 +205,7 @@
         </w:numPr>
       </w:pPr>
       <w:r>
+        <w:lastRenderedPageBreak/>
         <w:t>アプリを前面で開いているあいだは作れます。音を繰り返し鳴らし、画面いっぱいに「カメラを起動」ボタンを出す、という形です。</w:t>
       </w:r>
     </w:p>
@@ -303,7 +301,6 @@
         </w:rPr>
       </w:pPr>
       <w:r>
-        <w:lastRenderedPageBreak/>
         <w:br/>
       </w:r>
     </w:p>

--- a/docs/卒論(参考資料)/アプリの仕様に対する疑問/アプリの仕様に対する疑問.docx
+++ b/docs/卒論(参考資料)/アプリの仕様に対する疑問/アプリの仕様に対する疑問.docx
@@ -5,148 +5,148 @@
     <w:p>
       <w:r>
         <w:rPr>
+          <w:color w:val="FF0000"/>
+        </w:rPr>
+        <w:br/>
+      </w:r>
+      <w:r>
+        <w:br/>
+      </w:r>
+      <w:r>
+        <w:rPr>
+          <w:rFonts w:hint="eastAsia"/>
+        </w:rPr>
+        <w:t>-「記録タブ」では服薬情報を登録できるようにして（服薬の状態である「未記録」「飲み忘れ」「スキップ」「服薬済み」等も変更できるようにして。その際に「ホームボタン」の情報も更新する必要があれば更新した内容を表示</w:t>
+      </w:r>
+      <w:r>
+        <w:rPr>
+          <w:rFonts w:hint="eastAsia"/>
+        </w:rPr>
+        <w:t>するよう修正して</w:t>
+      </w:r>
+      <w:r>
+        <w:t>）</w:t>
+      </w:r>
+      <w:r>
+        <w:rPr>
+          <w:rFonts w:hint="eastAsia"/>
+        </w:rPr>
+        <w:t>。</w:t>
+      </w:r>
+    </w:p>
+    <w:p>
+      <w:r>
+        <w:rPr>
+          <w:rFonts w:hint="eastAsia"/>
+        </w:rPr>
+        <w:t>- この案は適切か？適切であれば実装して。</w:t>
+      </w:r>
+    </w:p>
+    <w:p/>
+    <w:p>
+      <w:r>
+        <w:rPr>
+          <w:rFonts w:hint="eastAsia"/>
+        </w:rPr>
+        <w:t>- 一日ごとに服薬タブの情報を区切るようにしているが、その囲いの色と背景が似ており、はっきりと区分されていることが分からないため改善して。</w:t>
+      </w:r>
+      <w:r>
+        <w:br/>
+      </w:r>
+      <w:r>
+        <w:br/>
+      </w:r>
+      <w:r>
+        <w:rPr>
+          <w:rFonts w:hint="eastAsia"/>
+        </w:rPr>
+        <w:t>- 見守っている家族がいない場合は「自分/家族</w:t>
+      </w:r>
+      <w:r>
+        <w:t>」</w:t>
+      </w:r>
+      <w:r>
+        <w:rPr>
+          <w:rFonts w:hint="eastAsia"/>
+        </w:rPr>
+        <w:t>の切り替えを行う必要がないが、自分のお薬情報を閲覧していると認識しやすくするため、「自分」というタブは見守っている家族がいない場合も表示するようにする。</w:t>
+      </w:r>
+    </w:p>
+    <w:p/>
+    <w:p>
+      <w:r>
+        <w:rPr>
+          <w:rFonts w:hint="eastAsia"/>
+        </w:rPr>
+        <w:t>- スマホでアプリを起動し「記録タブ」で「映像を見る」が記載されているとレイアウトが崩れて見づらくなってしまう。修正して。</w:t>
+      </w:r>
+    </w:p>
+    <w:p/>
+    <w:p>
+      <w:r>
+        <w:rPr>
+          <w:rFonts w:hint="eastAsia"/>
+        </w:rPr>
+        <w:lastRenderedPageBreak/>
+        <w:t>- 「お薬タブ」で登録してある「用量」「単位」に関しても「記録タブ」で表示されるようにして。</w:t>
+      </w:r>
+    </w:p>
+    <w:p/>
+    <w:p>
+      <w:pPr>
+        <w:rPr>
+          <w:color w:val="FF0000"/>
+        </w:rPr>
+      </w:pPr>
+      <w:r>
+        <w:rPr>
           <w:rFonts w:hint="eastAsia"/>
           <w:color w:val="FF0000"/>
         </w:rPr>
-        <w:t>- 「お薬タブ」で</w:t>
+        <w:t>- 今の仕様として「役割」は何と何か？「見守る機能」「見守られる機能」「自身のお薬情報を管理するだけ機能」どれを付与するか選択できるような仕様にしたい。</w:t>
       </w:r>
       <w:r>
         <w:rPr>
           <w:color w:val="FF0000"/>
         </w:rPr>
-        <w:t>時刻を変えたとき、</w:t>
+        <w:br/>
       </w:r>
       <w:r>
         <w:rPr>
           <w:rFonts w:hint="eastAsia"/>
           <w:color w:val="FF0000"/>
         </w:rPr>
-        <w:t>その時刻が現時点の時刻より前のものは、その日(その時点での今日)の「ホームタブ」に表示しないようにし、「記録タブ」でもその日の項目で「未記録」のものとして表示しないようにして。</w:t>
-      </w:r>
-      <w:r>
-        <w:rPr>
-          <w:color w:val="FF0000"/>
-        </w:rPr>
-        <w:br/>
+        <w:t>高齢者に関してはできる操作が増えるとトラブルが増えそうなので、</w:t>
       </w:r>
       <w:r>
         <w:rPr>
           <w:rFonts w:hint="eastAsia"/>
           <w:color w:val="FF0000"/>
         </w:rPr>
+        <w:t>「見守られる機能」「自身のお薬情報を管理するだけ機能」</w:t>
+      </w:r>
+      <w:r>
+        <w:rPr>
+          <w:rFonts w:hint="eastAsia"/>
+          <w:color w:val="FF0000"/>
+        </w:rPr>
+        <w:t>だけが使えるように最初の「役割」登録で制限するのはどうか？</w:t>
+      </w:r>
+      <w:r>
+        <w:rPr>
+          <w:color w:val="FF0000"/>
+        </w:rPr>
+        <w:br/>
+      </w:r>
+      <w:r>
+        <w:rPr>
+          <w:rFonts w:hint="eastAsia"/>
+          <w:color w:val="FF0000"/>
+        </w:rPr>
         <w:t>- この案は適切か？適切であれば実装して。</w:t>
       </w:r>
-      <w:r>
-        <w:rPr>
-          <w:color w:val="FF0000"/>
-        </w:rPr>
-        <w:br/>
-      </w:r>
-      <w:r>
-        <w:br/>
-      </w:r>
-      <w:r>
-        <w:rPr>
-          <w:rFonts w:hint="eastAsia"/>
-        </w:rPr>
-        <w:t>-「記録タブ」では服薬情報を登録できるようにして（服薬の状態である「未記録」「飲み忘れ」「スキップ」「服薬済み」等も変更できるようにして。その際に「ホームボタン」の情報も更新する必要があれば更新した内容を表示して</w:t>
-      </w:r>
-      <w:r>
-        <w:t>）</w:t>
-      </w:r>
-      <w:r>
-        <w:rPr>
-          <w:rFonts w:hint="eastAsia"/>
-        </w:rPr>
-        <w:t>。</w:t>
-      </w:r>
-    </w:p>
-    <w:p>
-      <w:r>
-        <w:rPr>
-          <w:rFonts w:hint="eastAsia"/>
-        </w:rPr>
-        <w:t>- この案は適切か？適切であれば実装して。</w:t>
-      </w:r>
-    </w:p>
-    <w:p/>
-    <w:p>
-      <w:r>
-        <w:rPr>
-          <w:rFonts w:hint="eastAsia"/>
-        </w:rPr>
-        <w:t>- 一日ごとに服薬タブの情報を区切るようにしているが、その囲いの色と背景が似ており、はっきりと区分されていることが分からないため改善して。</w:t>
-      </w:r>
-      <w:r>
-        <w:br/>
-      </w:r>
-      <w:r>
-        <w:br/>
-      </w:r>
-      <w:r>
-        <w:rPr>
-          <w:rFonts w:hint="eastAsia"/>
-        </w:rPr>
-        <w:t>- 見守っている家族がいない場合は「自分/家族</w:t>
-      </w:r>
-      <w:r>
-        <w:t>」</w:t>
-      </w:r>
-      <w:r>
-        <w:rPr>
-          <w:rFonts w:hint="eastAsia"/>
-        </w:rPr>
-        <w:t>の切り替えを行う必要がないが、自分のお薬情報を閲覧していると認識しやすくするため、「自分」というタブは見守っている家族がいない場合も表示するようにする。</w:t>
-      </w:r>
-    </w:p>
-    <w:p/>
-    <w:p>
-      <w:r>
-        <w:rPr>
-          <w:rFonts w:hint="eastAsia"/>
-        </w:rPr>
-        <w:lastRenderedPageBreak/>
-        <w:t>- スマホでアプリを起動し「記録タブ」で「映像を見る」が記載されているとレイアウトが崩れて見づらくなってしまう。修正して。</w:t>
-      </w:r>
-    </w:p>
-    <w:p/>
-    <w:p>
-      <w:r>
-        <w:rPr>
-          <w:rFonts w:hint="eastAsia"/>
-        </w:rPr>
-        <w:t>- 「お薬タブ」で登録してある「用量」「単位」に関しても「記録タブ」で表示されるようにして。</w:t>
-      </w:r>
-    </w:p>
-    <w:p/>
-    <w:p>
-      <w:r>
-        <w:rPr>
-          <w:rFonts w:hint="eastAsia"/>
-        </w:rPr>
-        <w:t>- 今の仕様として「役割」は何と何か？「見守る機能」「見守られる機能」「自身のお薬情報を管理するだけ機能」どれを付与するか選択できるような仕様にしたい。</w:t>
-      </w:r>
-      <w:r>
-        <w:br/>
-      </w:r>
-      <w:r>
-        <w:rPr>
-          <w:rFonts w:hint="eastAsia"/>
-        </w:rPr>
-        <w:t>高齢者に関してはできる操作が増えるとトラブルが増えそうなので、</w:t>
-      </w:r>
-      <w:r>
-        <w:rPr>
-          <w:rFonts w:hint="eastAsia"/>
-        </w:rPr>
-        <w:t>「見守られる機能」「自身のお薬情報を管理するだけ機能」</w:t>
-      </w:r>
-      <w:r>
-        <w:rPr>
-          <w:rFonts w:hint="eastAsia"/>
-        </w:rPr>
-        <w:t>だけが使えるように最初の「役割」登録で制限するのはどうか？</w:t>
-      </w:r>
+    </w:p>
+    <w:p>
       <w:r>
         <w:br/>
       </w:r>
@@ -205,8 +205,11 @@
         </w:numPr>
       </w:pPr>
       <w:r>
+        <w:t>アプリを前面で開いているあいだは作れます。音を繰り返し鳴らし、画</w:t>
+      </w:r>
+      <w:r>
         <w:lastRenderedPageBreak/>
-        <w:t>アプリを前面で開いているあいだは作れます。音を繰り返し鳴らし、画面いっぱいに「カメラを起動」ボタンを出す、という形です。</w:t>
+        <w:t>面いっぱいに「カメラを起動」ボタンを出す、という形です。</w:t>
       </w:r>
     </w:p>
     <w:p>

--- a/docs/卒論(参考資料)/アプリの仕様に対する疑問/アプリの仕様に対する疑問.docx
+++ b/docs/卒論(参考資料)/アプリの仕様に対する疑問/アプリの仕様に対する疑問.docx
@@ -93,17 +93,19 @@
     </w:p>
     <w:p/>
     <w:p>
-      <w:pPr>
-        <w:rPr>
+      <w:r>
+        <w:rPr>
+          <w:rFonts w:hint="eastAsia"/>
           <w:color w:val="FF0000"/>
         </w:rPr>
-      </w:pPr>
+        <w:t>- 「見守りタブ」で「あなたを見守っているご家族」と「あなたが見守っている家族」の情報どちらを見るかプルダウンで選択できるようにしてほしい。どれがどの情報か見づらいから</w:t>
+      </w:r>
       <w:r>
         <w:rPr>
           <w:rFonts w:hint="eastAsia"/>
           <w:color w:val="FF0000"/>
         </w:rPr>
-        <w:t>- 今の仕様として「役割」は何と何か？「見守る機能」「見守られる機能」「自身のお薬情報を管理するだけ機能」どれを付与するか選択できるような仕様にしたい。</w:t>
+        <w:t>(どちらかの機能しか適用させていない場合でも、その一つの項目だけをプルダウン形式で選択させるようにして)。</w:t>
       </w:r>
       <w:r>
         <w:rPr>
@@ -116,47 +118,67 @@
           <w:rFonts w:hint="eastAsia"/>
           <w:color w:val="FF0000"/>
         </w:rPr>
-        <w:t>高齢者に関してはできる操作が増えるとトラブルが増えそうなので、</w:t>
-      </w:r>
-      <w:r>
-        <w:rPr>
-          <w:rFonts w:hint="eastAsia"/>
-          <w:color w:val="FF0000"/>
-        </w:rPr>
-        <w:t>「見守られる機能」「自身のお薬情報を管理するだけ機能」</w:t>
-      </w:r>
-      <w:r>
-        <w:rPr>
-          <w:rFonts w:hint="eastAsia"/>
-          <w:color w:val="FF0000"/>
-        </w:rPr>
-        <w:t>だけが使えるように最初の「役割」登録で制限するのはどうか？</w:t>
-      </w:r>
-      <w:r>
-        <w:rPr>
-          <w:color w:val="FF0000"/>
-        </w:rPr>
+        <w:t>- この案は適切か？適切であれば実装して。</w:t>
+      </w:r>
+      <w:r>
         <w:br/>
       </w:r>
-      <w:r>
-        <w:rPr>
-          <w:rFonts w:hint="eastAsia"/>
-          <w:color w:val="FF0000"/>
-        </w:rPr>
-        <w:t>- この案は適切か？適切であれば実装して。</w:t>
-      </w:r>
-    </w:p>
-    <w:p>
+    </w:p>
+    <w:p>
+      <w:pPr>
+        <w:rPr>
+          <w:rFonts w:hint="eastAsia"/>
+        </w:rPr>
+      </w:pPr>
+      <w:r>
+        <w:rPr>
+          <w:rFonts w:hint="eastAsia"/>
+        </w:rPr>
+        <w:t>- 見守</w:t>
+      </w:r>
+      <w:r>
+        <w:rPr>
+          <w:rFonts w:hint="eastAsia"/>
+        </w:rPr>
+        <w:t>られて</w:t>
+      </w:r>
+      <w:r>
+        <w:rPr>
+          <w:rFonts w:hint="eastAsia"/>
+        </w:rPr>
+        <w:t>いる家族が</w:t>
+      </w:r>
+      <w:r>
+        <w:rPr>
+          <w:rFonts w:hint="eastAsia"/>
+        </w:rPr>
+        <w:t>「見守りを外す」を押下すると、</w:t>
+      </w:r>
+      <w:r>
+        <w:rPr>
+          <w:rFonts w:hint="eastAsia"/>
+        </w:rPr>
+        <w:t>『「見守っているご家族」○○があなたの見守りを外しました。』</w:t>
+      </w:r>
+      <w:r>
+        <w:rPr>
+          <w:rFonts w:hint="eastAsia"/>
+        </w:rPr>
+        <w:t>と見守りを行っているアカウントに対して通知を送信するようにして。</w:t>
+      </w:r>
+    </w:p>
+    <w:p>
+      <w:r>
+        <w:rPr>
+          <w:rFonts w:hint="eastAsia"/>
+        </w:rPr>
+        <w:t>- 新規登録する際に「どのように使いますか」で選択するが、どれを選択しているのかもっとわかりやすいレイアウトにして。</w:t>
+      </w:r>
       <w:r>
         <w:br/>
       </w:r>
     </w:p>
     <w:p>
-      <w:pPr>
-        <w:rPr>
-          <w:rFonts w:hint="eastAsia"/>
-        </w:rPr>
-      </w:pPr>
       <w:r>
         <w:rPr>
           <w:rFonts w:hint="eastAsia"/>
@@ -179,6 +201,7 @@
           <w:b/>
           <w:bCs/>
         </w:rPr>
+        <w:lastRenderedPageBreak/>
         <w:t>4. 操作するまで鳴り続け、カメラボタンを大きく出す仕様は作れるか？</w:t>
       </w:r>
     </w:p>
@@ -205,11 +228,7 @@
         </w:numPr>
       </w:pPr>
       <w:r>
-        <w:t>アプリを前面で開いているあいだは作れます。音を繰り返し鳴らし、画</w:t>
-      </w:r>
-      <w:r>
-        <w:lastRenderedPageBreak/>
-        <w:t>面いっぱいに「カメラを起動」ボタンを出す、という形です。</w:t>
+        <w:t>アプリを前面で開いているあいだは作れます。音を繰り返し鳴らし、画面いっぱいに「カメラを起動」ボタンを出す、という形です。</w:t>
       </w:r>
     </w:p>
     <w:p>
@@ -290,13 +309,7 @@
         <w:t>今の Web アプリを Capacitor などで包み、アラーム部分だけをネイティブで作る方法が、いちばん少ない手間で済みます。</w:t>
       </w:r>
     </w:p>
-    <w:p>
-      <w:pPr>
-        <w:rPr>
-          <w:rFonts w:hint="eastAsia"/>
-        </w:rPr>
-      </w:pPr>
-    </w:p>
+    <w:p/>
     <w:p>
       <w:pPr>
         <w:rPr>
@@ -310,7 +323,6 @@
     <w:p>
       <w:pPr>
         <w:rPr>
-          <w:rFonts w:hint="eastAsia"/>
           <w:color w:val="FF0000"/>
         </w:rPr>
       </w:pPr>
@@ -1136,6 +1148,7 @@
   <w:style w:type="character" w:default="1" w:styleId="a0">
     <w:name w:val="Default Paragraph Font"/>
     <w:uiPriority w:val="1"/>
+    <w:semiHidden/>
     <w:unhideWhenUsed/>
   </w:style>
   <w:style w:type="table" w:default="1" w:styleId="a1">

--- a/docs/卒論(参考資料)/アプリの仕様に対する疑問/アプリの仕様に対する疑問.docx
+++ b/docs/卒論(参考資料)/アプリの仕様に対する疑問/アプリの仕様に対する疑問.docx
@@ -125,11 +125,6 @@
       </w:r>
     </w:p>
     <w:p>
-      <w:pPr>
-        <w:rPr>
-          <w:rFonts w:hint="eastAsia"/>
-        </w:rPr>
-      </w:pPr>
       <w:r>
         <w:rPr>
           <w:rFonts w:hint="eastAsia"/>
@@ -167,12 +162,36 @@
         <w:t>と見守りを行っているアカウントに対して通知を送信するようにして。</w:t>
       </w:r>
     </w:p>
-    <w:p>
-      <w:r>
-        <w:rPr>
-          <w:rFonts w:hint="eastAsia"/>
-        </w:rPr>
-        <w:t>- 新規登録する際に「どのように使いますか」で選択するが、どれを選択しているのかもっとわかりやすいレイアウトにして。</w:t>
+    <w:p/>
+    <w:p>
+      <w:pPr>
+        <w:rPr>
+          <w:rFonts w:hint="eastAsia"/>
+        </w:rPr>
+      </w:pPr>
+      <w:r>
+        <w:rPr>
+          <w:rFonts w:hint="eastAsia"/>
+        </w:rPr>
+        <w:t>- 発行される招待コードは毎回同じものか？適切なタイミングで発行される招待コードが毎回ランダムな値になるように設定して。</w:t>
+      </w:r>
+      <w:r>
+        <w:br/>
+      </w:r>
+    </w:p>
+    <w:p>
+      <w:r>
+        <w:rPr>
+          <w:rFonts w:hint="eastAsia"/>
+        </w:rPr>
+        <w:t>- 新規登録する際に「どのように使いますか」で選択するが、どれを選択しているの</w:t>
+      </w:r>
+      <w:r>
+        <w:rPr>
+          <w:rFonts w:hint="eastAsia"/>
+        </w:rPr>
+        <w:lastRenderedPageBreak/>
+        <w:t>かもっとわかりやすいレイアウトにして。</w:t>
       </w:r>
       <w:r>
         <w:br/>
@@ -201,7 +220,6 @@
           <w:b/>
           <w:bCs/>
         </w:rPr>
-        <w:lastRenderedPageBreak/>
         <w:t>4. 操作するまで鳴り続け、カメラボタンを大きく出す仕様は作れるか？</w:t>
       </w:r>
     </w:p>
@@ -287,6 +305,7 @@
         </w:numPr>
       </w:pPr>
       <w:r>
+        <w:lastRenderedPageBreak/>
         <w:t xml:space="preserve">iPhone：iOS 26 で追加された </w:t>
       </w:r>
       <w:proofErr w:type="spellStart"/>
